--- a/droit social dcg/20- pouvoir r glementaire.docx
+++ b/droit social dcg/20- pouvoir r glementaire.docx
@@ -8,23 +8,36 @@
         <w:jc w:val="center"/>
       </w:pPr>
       <w:r>
-        <w:t>FICHE 20�: le pouvoir r�glementaire</w:t>
+        <w:rPr>
+          <w:b/>
+          <w:color w:val="1F4E79"/>
+          <w:sz w:val="34"/>
+        </w:rPr>
+        <w:t>FICHE 20e: le pouvoir reglementaire</w:t>
       </w:r>
     </w:p>
-    <w:p/>
-    <w:p/>
     <w:p/>
     <w:p>
       <w:pPr>
         <w:pStyle w:val="Heading2"/>
       </w:pPr>
       <w:r>
-        <w:t>LE CONTENU DU R�GLEMENT INT�RIEUR I �</w:t>
+        <w:rPr>
+          <w:b/>
+          <w:color w:val="2F5496"/>
+          <w:sz w:val="24"/>
+        </w:rPr>
+        <w:t>LE CONTENU DU ReGLEMENT INTeRIEUR I e</w:t>
       </w:r>
     </w:p>
     <w:p>
       <w:r>
-        <w:t>En application de l�article L1321-1 du code du travail, le r�glement int�rieur ne peut contenir que les r�gles relatives � :</w:t>
+        <w:rPr>
+          <w:b w:val="0"/>
+          <w:color w:val="000000"/>
+          <w:sz w:val="22"/>
+        </w:rPr>
+        <w:t>En application de l'article L1321-1 du code du travail, le reglement interieur ne peut contenir que les regles relatives e :</w:t>
       </w:r>
     </w:p>
     <w:p>
@@ -32,47 +45,92 @@
         <w:pStyle w:val="Heading2"/>
       </w:pPr>
       <w:r>
-        <w:t>L�HYGI�NE ET LA S�CURIT� A �</w:t>
+        <w:rPr>
+          <w:b/>
+          <w:color w:val="2F5496"/>
+          <w:sz w:val="24"/>
+        </w:rPr>
+        <w:t>L'HYGIeNE ET LA S'CURITe A e</w:t>
       </w:r>
     </w:p>
     <w:p>
       <w:r>
-        <w:t>Le r�glement int�rieur, sans pouvoir d�roger aux dispositions l�gales ou r�glementaires fixe les conditions d�application</w:t>
+        <w:rPr>
+          <w:b w:val="0"/>
+          <w:color w:val="000000"/>
+          <w:sz w:val="22"/>
+        </w:rPr>
+        <w:t>Le reglement interieur, sans pouvoir d'roger aux dispositions l'gales ou reglementaires fixe les conditions d'application</w:t>
       </w:r>
     </w:p>
     <w:p>
       <w:r>
-        <w:t>de ces mesures. En mati�re d�hygi�ne, le r�glement int�rieur �dicte les r�gles relatives aux installations sanitaires</w:t>
+        <w:rPr>
+          <w:b w:val="0"/>
+          <w:color w:val="000000"/>
+          <w:sz w:val="22"/>
+        </w:rPr>
+        <w:t>de ces mesures. En matiere d'hygiene, le reglement interieur edicte les regles relatives aux installations sanitaires</w:t>
       </w:r>
     </w:p>
     <w:p>
       <w:r>
-        <w:t>(disposition, rev�tement, surface, �vacuation), � l�ambiance des lieux de travail (a�ration, assainissement, ambiance</w:t>
+        <w:rPr>
+          <w:b w:val="0"/>
+          <w:color w:val="000000"/>
+          <w:sz w:val="22"/>
+        </w:rPr>
+        <w:t>(disposition, revetement, surface, evacuation), e l'ambiance des lieux de travail (aeration, assainissement, ambiance</w:t>
       </w:r>
     </w:p>
     <w:p>
       <w:r>
-        <w:t>thermique, �clairage, pr�vention des risques dus au bruit) ou encore la restauration et l�h�bergement. D�autre part les</w:t>
+        <w:rPr>
+          <w:b w:val="0"/>
+          <w:color w:val="000000"/>
+          <w:sz w:val="22"/>
+        </w:rPr>
+        <w:t>thermique, eclairage, prevention des risques dus au bruit) ou encore la restauration et l'hebergement. D'autre part les</w:t>
       </w:r>
     </w:p>
     <w:p>
       <w:r>
-        <w:t>�tablissements doivent �tre am�nag�s de mani�re � garantir la s�curit� des travailleurs. Le r�glement int�rieur</w:t>
+        <w:rPr>
+          <w:b w:val="0"/>
+          <w:color w:val="000000"/>
+          <w:sz w:val="22"/>
+        </w:rPr>
+        <w:t>etablissements doivent etre amenages de maniere e garantir la s'curite des travailleurs. Le reglement interieur</w:t>
       </w:r>
     </w:p>
     <w:p>
       <w:r>
-        <w:t>doit mettre en �uvre toute mesure collective (v�rification des objets emport�s, �tiquetage des mati�res dangereuses,</w:t>
+        <w:rPr>
+          <w:b w:val="0"/>
+          <w:color w:val="000000"/>
+          <w:sz w:val="22"/>
+        </w:rPr>
+        <w:t>doit mettre en euvre toute mesure collective (verification des objets emportes, etiquetage des matieres dangereuses,</w:t>
       </w:r>
     </w:p>
     <w:p>
       <w:r>
-        <w:t>usage des �chafaudages), et individuelle (tenue de s�curit�, port du casque, interdiction de fumer, alcoolisme) de nature</w:t>
+        <w:rPr>
+          <w:b w:val="0"/>
+          <w:color w:val="000000"/>
+          <w:sz w:val="22"/>
+        </w:rPr>
+        <w:t>usage des echafaudages), et individuelle (tenue de s'curite, port du casque, interdiction de fumer, alcoolisme) de nature</w:t>
       </w:r>
     </w:p>
     <w:p>
       <w:r>
-        <w:t>� assurer la s�curit� des travailleurs de l�entreprise.</w:t>
+        <w:rPr>
+          <w:b w:val="0"/>
+          <w:color w:val="000000"/>
+          <w:sz w:val="22"/>
+        </w:rPr>
+        <w:t>e assurer la s'curite des travailleurs de l'entreprise.</w:t>
       </w:r>
     </w:p>
     <w:p>
@@ -80,77 +138,152 @@
         <w:pStyle w:val="Heading2"/>
       </w:pPr>
       <w:r>
-        <w:t>LA DISCIPLINE, LES DROITS DE LA D�FENSE ET LES SANCTIONS B �</w:t>
+        <w:rPr>
+          <w:b/>
+          <w:color w:val="2F5496"/>
+          <w:sz w:val="24"/>
+        </w:rPr>
+        <w:t>LA DISCIPLINE, LES DROITS DE LA D'FENSE ET LES SANCTIONS B e</w:t>
       </w:r>
     </w:p>
     <w:p>
       <w:r>
-        <w:t>La discipline renvoi � toute mesure permettant d�assurer la coexistence des salari�s sur le lieu de travail (horaires de</w:t>
+        <w:rPr>
+          <w:b w:val="0"/>
+          <w:color w:val="000000"/>
+          <w:sz w:val="22"/>
+        </w:rPr>
+        <w:t>La discipline renvoi e toute mesure permettant d'assurer la coexistence des salaries sur le lieu de travail (horaires de</w:t>
       </w:r>
     </w:p>
     <w:p>
       <w:r>
-        <w:t>travail, justification des absences, interdiction de circuler � v�lo, de chanter�). Ces dispositions doivent pr�senter un</w:t>
+        <w:rPr>
+          <w:b w:val="0"/>
+          <w:color w:val="000000"/>
+          <w:sz w:val="22"/>
+        </w:rPr>
+        <w:t>travail, justification des absences, interdiction de circuler e velo, de chantere). Ces dispositions doivent presenter un</w:t>
       </w:r>
     </w:p>
     <w:p>
       <w:r>
-        <w:t>caract�re obligatoire dont la violation peut entra�ner l�application de sanctions.</w:t>
+        <w:rPr>
+          <w:b w:val="0"/>
+          <w:color w:val="000000"/>
+          <w:sz w:val="22"/>
+        </w:rPr>
+        <w:t>caractere obligatoire dont la violation peut entraener l'application de sanctions.</w:t>
       </w:r>
     </w:p>
     <w:p>
       <w:r>
-        <w:t>La loi du 8 ao�t 2016 autorise le r�glement int�rieur � ins�rer dans ses prescriptions un principe de neutralit�. Ce</w:t>
+        <w:rPr>
+          <w:b w:val="0"/>
+          <w:color w:val="000000"/>
+          <w:sz w:val="22"/>
+        </w:rPr>
+        <w:t>La loi du 8 aoet 2016 autorise le reglement interieur e inserer dans ses prescriptions un principe de neutralite. Ce</w:t>
       </w:r>
     </w:p>
     <w:p>
       <w:r>
-        <w:t>dernier peut apporter des restrictions aux convictions (non pr�cis�es par la loi) des salari�s d�s lors que cette limitation</w:t>
+        <w:rPr>
+          <w:b w:val="0"/>
+          <w:color w:val="000000"/>
+          <w:sz w:val="22"/>
+        </w:rPr>
+        <w:t>dernier peut apporter des restrictions aux convictions (non precisees par la loi) des salaries d's lors que cette limitation</w:t>
       </w:r>
     </w:p>
     <w:p>
       <w:r>
-        <w:t>se trouve justifi�e soit par l�exercice d�autres libert�s et droits fondamentaux ou par les n�cessit�s du bon</w:t>
+        <w:rPr>
+          <w:b w:val="0"/>
+          <w:color w:val="000000"/>
+          <w:sz w:val="22"/>
+        </w:rPr>
+        <w:t>se trouve justifiee soit par l'exercice d'autres libertes et droits fondamentaux ou par les n'cessites du bon</w:t>
       </w:r>
     </w:p>
     <w:p>
       <w:r>
-        <w:t>fonctionnement de l�entreprise et qu�elle est proportionn�e au but recherch� (pour application, un arr�t de la Cour de</w:t>
+        <w:rPr>
+          <w:b w:val="0"/>
+          <w:color w:val="000000"/>
+          <w:sz w:val="22"/>
+        </w:rPr>
+        <w:t>fonctionnement de l'entreprise et qu'elle est proportionnee au but recherche (pour application, un arret de la Cour de</w:t>
       </w:r>
     </w:p>
     <w:p>
       <w:r>
-        <w:t>cassation du 22 novembre 2017 ainsi que le Guide pratique du fait religieux dans l�entreprise �dit� par le minist�re du</w:t>
+        <w:rPr>
+          <w:b w:val="0"/>
+          <w:color w:val="000000"/>
+          <w:sz w:val="22"/>
+        </w:rPr>
+        <w:t>cassation du 22 novembre 2017 ainsi que le Guide pratique du fait religieux dans l'entreprise edite par le ministere du</w:t>
       </w:r>
     </w:p>
     <w:p>
       <w:r>
+        <w:rPr>
+          <w:b w:val="0"/>
+          <w:color w:val="000000"/>
+          <w:sz w:val="22"/>
+        </w:rPr>
         <w:t>Travail en 2017).</w:t>
       </w:r>
     </w:p>
     <w:p>
       <w:r>
-        <w:t>Les sanctions qui peuvent �tre prononc�es � l�encontre d�un salari� doivent �tre pr�vues dans le r�glement int�rieur</w:t>
+        <w:rPr>
+          <w:b w:val="0"/>
+          <w:color w:val="000000"/>
+          <w:sz w:val="22"/>
+        </w:rPr>
+        <w:t>Les sanctions qui peuvent etre prononcees e l'encontre d'un salarie doivent etre prevues dans le reglement interieur</w:t>
       </w:r>
     </w:p>
     <w:p>
       <w:r>
-        <w:t>bien que le plus souvent elles soient d�j� envisag�es dans la convention collective. � titre indicatif la gamme des</w:t>
+        <w:rPr>
+          <w:b w:val="0"/>
+          <w:color w:val="000000"/>
+          <w:sz w:val="22"/>
+        </w:rPr>
+        <w:t>bien que le plus souvent elles soient d'j' envisagees dans la convention collective. e titre indicatif la gamme des</w:t>
       </w:r>
     </w:p>
     <w:p>
       <w:r>
-        <w:t>sanctions par ordre croissant d�importance est : l�avertissement, le bl�me, la mise � pied, la mutation, la r�trogradation,</w:t>
+        <w:rPr>
+          <w:b w:val="0"/>
+          <w:color w:val="000000"/>
+          <w:sz w:val="22"/>
+        </w:rPr>
+        <w:t>sanctions par ordre croissant d'importance est : l'avertissement, le bleme, la mise e pied, la mutation, la retrogradation,</w:t>
       </w:r>
     </w:p>
     <w:p>
       <w:r>
-        <w:t>le licenciement (liste non exhaustive). Elles ne pourront �tre prononc�es qu�apr�s avoir respect� les droits de la d�fense</w:t>
+        <w:rPr>
+          <w:b w:val="0"/>
+          <w:color w:val="000000"/>
+          <w:sz w:val="22"/>
+        </w:rPr>
+        <w:t>le licenciement (liste non exhaustive). Elles ne pourront etre prononcees qu'apres avoir respecte les droits de la d'fense</w:t>
       </w:r>
     </w:p>
     <w:p>
       <w:r>
-        <w:t>tels qu�ils r�sultent de l�article L1332-1 du code du travail et qui doivent �tre rappel�s dans le r�glement int�rieur.</w:t>
+        <w:rPr>
+          <w:b w:val="0"/>
+          <w:color w:val="000000"/>
+          <w:sz w:val="22"/>
+        </w:rPr>
+        <w:t>tels qu'ils resultent de l'article L1332-1 du code du travail et qui doivent etre rappeles dans le reglement interieur.</w:t>
       </w:r>
     </w:p>
     <w:p>
@@ -158,12 +291,22 @@
         <w:pStyle w:val="Heading2"/>
       </w:pPr>
       <w:r>
-        <w:t>LE RAPPEL DES DISPOSITIONS L�GALES C �</w:t>
+        <w:rPr>
+          <w:b/>
+          <w:color w:val="2F5496"/>
+          <w:sz w:val="24"/>
+        </w:rPr>
+        <w:t>LE RAPPEL DES DISPOSITIONS L'GALES C e</w:t>
       </w:r>
     </w:p>
     <w:p>
       <w:r>
-        <w:t>Enfin, le r�glement int�rieur doit rappeler :</w:t>
+        <w:rPr>
+          <w:b w:val="0"/>
+          <w:color w:val="000000"/>
+          <w:sz w:val="22"/>
+        </w:rPr>
+        <w:t>Enfin, le reglement interieur doit rappeler :</w:t>
       </w:r>
     </w:p>
     <w:p>
@@ -171,7 +314,12 @@
         <w:pStyle w:val="ListBullet"/>
       </w:pPr>
       <w:r>
-        <w:t>les dispositions relatives aux droits de la d�fense des salari�s ; -</w:t>
+        <w:rPr>
+          <w:b w:val="0"/>
+          <w:color w:val="000000"/>
+          <w:sz w:val="22"/>
+        </w:rPr>
+        <w:t>les dispositions relatives aux droits de la d'fense des salaries ;</w:t>
       </w:r>
     </w:p>
     <w:p>
@@ -179,7 +327,12 @@
         <w:pStyle w:val="ListBullet"/>
       </w:pPr>
       <w:r>
-        <w:t>les dispositions relatives aux harc�lements moral et sexuel et aux agissements sexistes ; -</w:t>
+        <w:rPr>
+          <w:b w:val="0"/>
+          <w:color w:val="000000"/>
+          <w:sz w:val="22"/>
+        </w:rPr>
+        <w:t>les dispositions relatives aux harcelements moral et sexuel et aux agissements sexistes ;</w:t>
       </w:r>
     </w:p>
     <w:p>
@@ -187,7 +340,12 @@
         <w:pStyle w:val="ListBullet"/>
       </w:pPr>
       <w:r>
-        <w:t>l�existence du dispositif de protection des lanceurs d�alerte. -</w:t>
+        <w:rPr>
+          <w:b w:val="0"/>
+          <w:color w:val="000000"/>
+          <w:sz w:val="22"/>
+        </w:rPr>
+        <w:t>l'existence du dispositif de protection des lanceurs d'alerte.</w:t>
       </w:r>
     </w:p>
     <w:p>
@@ -195,7 +353,12 @@
         <w:pStyle w:val="Heading2"/>
       </w:pPr>
       <w:r>
-        <w:t>LES CLAUSES PROHIB�ES DU R�GLEMENT INT�RIEUR D �</w:t>
+        <w:rPr>
+          <w:b/>
+          <w:color w:val="2F5496"/>
+          <w:sz w:val="24"/>
+        </w:rPr>
+        <w:t>LES CLAUSES PROHIBeES DU ReGLEMENT INTeRIEUR D e</w:t>
       </w:r>
     </w:p>
     <w:p>
@@ -203,26 +366,51 @@
         <w:pStyle w:val="Heading2"/>
       </w:pPr>
       <w:r>
-        <w:t>DISPOSITIONS �TRANG�RES AUX MATI�RES AUTORIS�ES</w:t>
+        <w:rPr>
+          <w:b/>
+          <w:color w:val="2F5496"/>
+          <w:sz w:val="24"/>
+        </w:rPr>
+        <w:t>DISPOSITIONS eTRANGeRES AUX MATIeRES AUTORISeES</w:t>
       </w:r>
     </w:p>
     <w:p>
       <w:r>
+        <w:rPr>
+          <w:b w:val="0"/>
+          <w:color w:val="000000"/>
+          <w:sz w:val="22"/>
+        </w:rPr>
         <w:t>?</w:t>
       </w:r>
     </w:p>
     <w:p>
       <w:r>
-        <w:t>Le contenu du r�glement int�rieur est un contenu limitatif, c�est-�-dire qu�il ne peut porter que sur les mati�res pr�vues</w:t>
+        <w:rPr>
+          <w:b w:val="0"/>
+          <w:color w:val="000000"/>
+          <w:sz w:val="22"/>
+        </w:rPr>
+        <w:t>Le contenu du reglement interieur est un contenu limitatif, c'est-e-dire qu'il ne peut porter que sur les matieres prevues</w:t>
       </w:r>
     </w:p>
     <w:p>
       <w:r>
-        <w:t>� l�article L 1321-1 du code du travail. Ainsi toute disposition ne relevant pas de l�hygi�ne, la s�curit� et de la discipline</w:t>
+        <w:rPr>
+          <w:b w:val="0"/>
+          <w:color w:val="000000"/>
+          <w:sz w:val="22"/>
+        </w:rPr>
+        <w:t>e l'article L 1321-1 du code du travail. Ainsi toute disposition ne relevant pas de l'hygiene, la s'curite et de la discipline</w:t>
       </w:r>
     </w:p>
     <w:p>
       <w:r>
+        <w:rPr>
+          <w:b w:val="0"/>
+          <w:color w:val="000000"/>
+          <w:sz w:val="22"/>
+        </w:rPr>
         <w:t>est interdite.</w:t>
       </w:r>
     </w:p>
@@ -231,32 +419,62 @@
         <w:pStyle w:val="Heading2"/>
       </w:pPr>
       <w:r>
-        <w:t>DISPOSITIONS EN VIOLATION DU PRINCIPE DE HI�RARCHIE DES NORMES</w:t>
+        <w:rPr>
+          <w:b/>
+          <w:color w:val="006100"/>
+          <w:sz w:val="24"/>
+        </w:rPr>
+        <w:t>DISPOSITIONS EN VIOLATION DU PRINCIPE DE HIeRARCHIE DES NORMES</w:t>
       </w:r>
     </w:p>
     <w:p>
       <w:r>
+        <w:rPr>
+          <w:b w:val="0"/>
+          <w:color w:val="006100"/>
+          <w:sz w:val="22"/>
+        </w:rPr>
         <w:t>?</w:t>
       </w:r>
     </w:p>
     <w:p>
       <w:r>
-        <w:t>Conform�ment au principe de hi�rarchie des normes, le r�glement int�rieur ne saurait prendre de disposition en</w:t>
+        <w:rPr>
+          <w:b w:val="0"/>
+          <w:color w:val="006100"/>
+          <w:sz w:val="22"/>
+        </w:rPr>
+        <w:t>Conformement au principe de hierarchie des normes, le reglement interieur ne saurait prendre de disposition en</w:t>
       </w:r>
     </w:p>
     <w:p>
       <w:r>
-        <w:t>violation d�une r�gle sup�rieure qu�elle soit d�ordre l�gal ou r�glementaire (entendu comme l�ensemble des branches du</w:t>
+        <w:rPr>
+          <w:b w:val="0"/>
+          <w:color w:val="006100"/>
+          <w:sz w:val="22"/>
+        </w:rPr>
+        <w:t>violation d'une regle superieure qu'elle soit d'ordre l'gal ou reglementaire (entendu comme l'ensemble des branches du</w:t>
       </w:r>
     </w:p>
     <w:p>
       <w:r>
-        <w:t>droit) ou qu�elle rel�ve des conventions et accords collectifs applicables � l�entreprise (le r�glement int�rieur ne peut</w:t>
+        <w:rPr>
+          <w:b w:val="0"/>
+          <w:color w:val="006100"/>
+          <w:sz w:val="22"/>
+        </w:rPr>
+        <w:t>droit) ou qu'elle releve des conventions et accords collectifs applicables e l'entreprise (le reglement interieur ne peut</w:t>
       </w:r>
     </w:p>
     <w:p>
       <w:r>
-        <w:t>pas pr�voir de mesures moins favorables).</w:t>
+        <w:rPr>
+          <w:b w:val="0"/>
+          <w:color w:val="006100"/>
+          <w:sz w:val="22"/>
+        </w:rPr>
+        <w:t>pas prevoir de mesures moins favorables).</w:t>
       </w:r>
     </w:p>
     <w:p>
@@ -264,27 +482,52 @@
         <w:pStyle w:val="Heading2"/>
       </w:pPr>
       <w:r>
-        <w:t>DISPOSITIONS EN VIOLATION DES DROITS DES PERSONNES ET DES LIBERT�S</w:t>
+        <w:rPr>
+          <w:b/>
+          <w:color w:val="2F5496"/>
+          <w:sz w:val="24"/>
+        </w:rPr>
+        <w:t>DISPOSITIONS EN VIOLATION DES DROITS DES PERSONNES ET DES LIBERTeS</w:t>
       </w:r>
     </w:p>
     <w:p>
       <w:r>
+        <w:rPr>
+          <w:b w:val="0"/>
+          <w:color w:val="000000"/>
+          <w:sz w:val="22"/>
+        </w:rPr>
         <w:t>?</w:t>
       </w:r>
     </w:p>
     <w:p>
       <w:r>
-        <w:t>Sont prohib�es les clauses posant des interdictions g�n�rales et permanentes portant atteintes aux droits des personnes</w:t>
+        <w:rPr>
+          <w:b w:val="0"/>
+          <w:color w:val="000000"/>
+          <w:sz w:val="22"/>
+        </w:rPr>
+        <w:t>Sont prohibees les clauses posant des interdictions gen'rales et permanentes portant atteintes aux droits des personnes</w:t>
       </w:r>
     </w:p>
     <w:p>
       <w:r>
-        <w:t>ainsi qu�aux libert�s individuelles et collectives.</w:t>
+        <w:rPr>
+          <w:b w:val="0"/>
+          <w:color w:val="000000"/>
+          <w:sz w:val="22"/>
+        </w:rPr>
+        <w:t>ainsi qu'aux libertes individuelles et collectives.</w:t>
       </w:r>
     </w:p>
     <w:p>
       <w:r>
-        <w:t>La loi n�admet des d�rogations qu�� la double condition suivante :</w:t>
+        <w:rPr>
+          <w:b w:val="0"/>
+          <w:color w:val="000000"/>
+          <w:sz w:val="22"/>
+        </w:rPr>
+        <w:t>La loi n'admet des d'rogations qu'e la double condition suivante :</w:t>
       </w:r>
     </w:p>
     <w:p>
@@ -292,7 +535,12 @@
         <w:pStyle w:val="ListBullet"/>
       </w:pPr>
       <w:r>
-        <w:t>La nature des t�ches l�exige. -</w:t>
+        <w:rPr>
+          <w:b w:val="0"/>
+          <w:color w:val="000000"/>
+          <w:sz w:val="22"/>
+        </w:rPr>
+        <w:t>La nature des t'ches l'exige.</w:t>
       </w:r>
     </w:p>
     <w:p>
@@ -300,7 +548,12 @@
         <w:pStyle w:val="ListBullet"/>
       </w:pPr>
       <w:r>
-        <w:t>Les mesures doivent �tre proportionn�es au but recherch�. -</w:t>
+        <w:rPr>
+          <w:b w:val="0"/>
+          <w:color w:val="000000"/>
+          <w:sz w:val="22"/>
+        </w:rPr>
+        <w:t>Les mesures doivent etre proportionnees au but recherche.</w:t>
       </w:r>
     </w:p>
     <w:p>
@@ -308,46 +561,91 @@
         <w:pStyle w:val="Heading2"/>
       </w:pPr>
       <w:r>
+        <w:rPr>
+          <w:b/>
+          <w:color w:val="2F5496"/>
+          <w:sz w:val="24"/>
+        </w:rPr>
         <w:t>DISPOSITIONS DISCRIMINATOIRES</w:t>
       </w:r>
     </w:p>
     <w:p>
       <w:r>
+        <w:rPr>
+          <w:b w:val="0"/>
+          <w:color w:val="000000"/>
+          <w:sz w:val="22"/>
+        </w:rPr>
         <w:t>?</w:t>
       </w:r>
     </w:p>
     <w:p>
       <w:r>
-        <w:t>Enfin, la loi interdit toute discrimination l�sant les salari�s dans leur emploi ou leur travail � capacit� professionnelle</w:t>
+        <w:rPr>
+          <w:b w:val="0"/>
+          <w:color w:val="000000"/>
+          <w:sz w:val="22"/>
+        </w:rPr>
+        <w:t>Enfin, la loi interdit toute discrimination l'sant les salaries dans leur emploi ou leur travail e capacite professionnelle</w:t>
       </w:r>
     </w:p>
     <w:p>
       <w:r>
-        <w:t>�gale se fondant sur : leur sexe, leurs m�urs, leur orientation sexuelle, leur �ge, leur situation de famille, leurs origines,</w:t>
+        <w:rPr>
+          <w:b w:val="0"/>
+          <w:color w:val="000000"/>
+          <w:sz w:val="22"/>
+        </w:rPr>
+        <w:t>egale se fondant sur : leur sexe, leurs m'urs, leur orientation sexuelle, leur ege, leur situation de famille, leurs origines,</w:t>
       </w:r>
     </w:p>
     <w:p>
       <w:r>
+        <w:rPr>
+          <w:b w:val="0"/>
+          <w:color w:val="000000"/>
+          <w:sz w:val="22"/>
+        </w:rPr>
         <w:t>leurs opinions ou confessions, leur apparence physique, leur patronyme, ou leur handicap.</w:t>
       </w:r>
     </w:p>
     <w:p>
       <w:r>
+        <w:rPr>
+          <w:b w:val="0"/>
+          <w:color w:val="000000"/>
+          <w:sz w:val="22"/>
+        </w:rPr>
         <w:t>86</w:t>
       </w:r>
     </w:p>
     <w:p>
       <w:r>
-        <w:t>�ditions Corroy � 4 rue de Villars, 42000 Saint-�tienne � 04 77 79 92 46 � infos@editions-corroy.fr</w:t>
+        <w:rPr>
+          <w:b w:val="0"/>
+          <w:color w:val="000000"/>
+          <w:sz w:val="22"/>
+        </w:rPr>
+        <w:t>editions Corroy e 4 rue de Villars, 42000 Saint-etienne e 04 77 79 92 46 e infos@editions-corroy.fr</w:t>
       </w:r>
     </w:p>
     <w:p>
       <w:r>
-        <w:t>COLLECTION DCG UE 3 � Droit social - Fiches de cours</w:t>
+        <w:rPr>
+          <w:b w:val="0"/>
+          <w:color w:val="000000"/>
+          <w:sz w:val="22"/>
+        </w:rPr>
+        <w:t>COLLECTION DCG UE 3 e Droit social - Fiches de cours</w:t>
       </w:r>
     </w:p>
     <w:p>
       <w:r>
+        <w:rPr>
+          <w:b w:val="0"/>
+          <w:color w:val="000000"/>
+          <w:sz w:val="22"/>
+        </w:rPr>
         <w:t>DCGUE3F.qxp_DCGUE3F 24/07/2025 10:26 Page 86</w:t>
       </w:r>
     </w:p>
@@ -356,42 +654,82 @@
         <w:pStyle w:val="Heading2"/>
       </w:pPr>
       <w:r>
-        <w:t>L��LABORATION DU R�GLEMENT INT�RIEUR II �</w:t>
+        <w:rPr>
+          <w:b/>
+          <w:color w:val="2F5496"/>
+          <w:sz w:val="24"/>
+        </w:rPr>
+        <w:t>L'eLABORATION DU ReGLEMENT INTeRIEUR II e</w:t>
       </w:r>
     </w:p>
     <w:p>
       <w:r>
-        <w:t>Le r�glement int�rieur est obligatoire dans les entreprises employant habituellement au moins 50 salari�s et s�applique</w:t>
+        <w:rPr>
+          <w:b w:val="0"/>
+          <w:color w:val="000000"/>
+          <w:sz w:val="22"/>
+        </w:rPr>
+        <w:t>Le reglement interieur est obligatoire dans les entreprises employant habituellement au moins 50 salaries et s'applique</w:t>
       </w:r>
     </w:p>
     <w:p>
       <w:r>
-        <w:t>� l�ensemble de ces derniers sans que leur consentement ne soit n�cessaire.</w:t>
+        <w:rPr>
+          <w:b w:val="0"/>
+          <w:color w:val="000000"/>
+          <w:sz w:val="22"/>
+        </w:rPr>
+        <w:t>e l'ensemble de ces derniers sans que leur consentement ne soit n'cessaire.</w:t>
       </w:r>
     </w:p>
     <w:p>
       <w:r>
-        <w:t>L�obligation s�impose au terme d�un d�lai de 12 mois � compter de la date � laquelle le seuil a �t� atteint. Cons�quence du</w:t>
+        <w:rPr>
+          <w:b w:val="0"/>
+          <w:color w:val="000000"/>
+          <w:sz w:val="22"/>
+        </w:rPr>
+        <w:t>L'obligation s'impose au terme d'un d'lai de 12 mois e compter de la date e laquelle le seuil a et' atteint. Consequence du</w:t>
       </w:r>
     </w:p>
     <w:p>
       <w:r>
-        <w:t>caract�re unilat�ral du texte, le r�glement int�rieur conf�re � l�employeur une pr�rogative normative que le l�gislateur a</w:t>
+        <w:rPr>
+          <w:b w:val="0"/>
+          <w:color w:val="000000"/>
+          <w:sz w:val="22"/>
+        </w:rPr>
+        <w:t>caractere unilateral du texte, le reglement interieur confere e l'employeur une prerogative normative que le l'gislateur a</w:t>
       </w:r>
     </w:p>
     <w:p>
       <w:r>
-        <w:t>souhait� encadrer en soumettant son adoption � une proc�dure sp�cifique. � noter que la proc�dure est applicable en</w:t>
+        <w:rPr>
+          <w:b w:val="0"/>
+          <w:color w:val="000000"/>
+          <w:sz w:val="22"/>
+        </w:rPr>
+        <w:t>souhaite encadrer en soumettant son adoption e une procedure specifique. e noter que la procedure est applicable en</w:t>
       </w:r>
     </w:p>
     <w:p>
       <w:r>
-        <w:t>cas de modification ou de retrait d�une de ses clauses et que les textes de l�employeur (circulaire, note de service�) ayant</w:t>
+        <w:rPr>
+          <w:b w:val="0"/>
+          <w:color w:val="000000"/>
+          <w:sz w:val="22"/>
+        </w:rPr>
+        <w:t>cas de modification ou de retrait d'une de ses clauses et que les textes de l'employeur (circulaire, note de servicee) ayant</w:t>
       </w:r>
     </w:p>
     <w:p>
       <w:r>
-        <w:t>une port�e g�n�rale et permanente sont consid�r�es comme des adjonctions au r�glement int�rieur.</w:t>
+        <w:rPr>
+          <w:b w:val="0"/>
+          <w:color w:val="000000"/>
+          <w:sz w:val="22"/>
+        </w:rPr>
+        <w:t>une portee gen'rale et permanente sont considerees comme des adjonctions au reglement interieur.</w:t>
       </w:r>
     </w:p>
     <w:p>
@@ -399,17 +737,32 @@
         <w:pStyle w:val="Heading2"/>
       </w:pPr>
       <w:r>
-        <w:t>R�DACTION</w:t>
+        <w:rPr>
+          <w:b/>
+          <w:color w:val="2F5496"/>
+          <w:sz w:val="24"/>
+        </w:rPr>
+        <w:t>ReDACTION</w:t>
       </w:r>
     </w:p>
     <w:p>
       <w:r>
+        <w:rPr>
+          <w:b w:val="0"/>
+          <w:color w:val="000000"/>
+          <w:sz w:val="22"/>
+        </w:rPr>
         <w:t>?</w:t>
       </w:r>
     </w:p>
     <w:p>
       <w:r>
-        <w:t>L�employeur r�dige � sa propre initiative et sous sa responsabilit� le r�glement int�rieur.</w:t>
+        <w:rPr>
+          <w:b w:val="0"/>
+          <w:color w:val="000000"/>
+          <w:sz w:val="22"/>
+        </w:rPr>
+        <w:t>L'employeur redige e sa propre initiative et sous sa responsabilite le reglement interieur.</w:t>
       </w:r>
     </w:p>
     <w:p>
@@ -417,22 +770,42 @@
         <w:pStyle w:val="Heading2"/>
       </w:pPr>
       <w:r>
-        <w:t>PROC�DURE DE CONSULTATION</w:t>
+        <w:rPr>
+          <w:b/>
+          <w:color w:val="2F5496"/>
+          <w:sz w:val="24"/>
+        </w:rPr>
+        <w:t>PROCeDURE DE CONSULTATION</w:t>
       </w:r>
     </w:p>
     <w:p>
       <w:r>
+        <w:rPr>
+          <w:b w:val="0"/>
+          <w:color w:val="000000"/>
+          <w:sz w:val="22"/>
+        </w:rPr>
         <w:t>?</w:t>
       </w:r>
     </w:p>
     <w:p>
       <w:r>
-        <w:t>L�employeur consulte dans le m�me temps le CSE sur le r�glement int�rieur. L�avis �mis n�a aucun caract�re contrai-</w:t>
+        <w:rPr>
+          <w:b w:val="0"/>
+          <w:color w:val="000000"/>
+          <w:sz w:val="22"/>
+        </w:rPr>
+        <w:t>L'employeur consulte dans le m'me temps le CSE sur le reglement interieur. L'avis emis n'a aucun caractere contrai-</w:t>
       </w:r>
     </w:p>
     <w:p>
       <w:r>
-        <w:t>gnant pour l�employeur.</w:t>
+        <w:rPr>
+          <w:b w:val="0"/>
+          <w:color w:val="000000"/>
+          <w:sz w:val="22"/>
+        </w:rPr>
+        <w:t>gnant pour l'employeur.</w:t>
       </w:r>
     </w:p>
     <w:p>
@@ -440,26 +813,51 @@
         <w:pStyle w:val="Heading2"/>
       </w:pPr>
       <w:r>
-        <w:t>D�P�T ET PUBLICIT�</w:t>
+        <w:rPr>
+          <w:b/>
+          <w:color w:val="2F5496"/>
+          <w:sz w:val="24"/>
+        </w:rPr>
+        <w:t>D'PeT ET PUBLICITe</w:t>
       </w:r>
     </w:p>
     <w:p>
       <w:r>
+        <w:rPr>
+          <w:b w:val="0"/>
+          <w:color w:val="000000"/>
+          <w:sz w:val="22"/>
+        </w:rPr>
         <w:t>?</w:t>
       </w:r>
     </w:p>
     <w:p>
       <w:r>
-        <w:t>� l�issue des consultations, le r�glement int�rieur est soumis aux formalit�s suivantes concomitamment :</w:t>
+        <w:rPr>
+          <w:b w:val="0"/>
+          <w:color w:val="000000"/>
+          <w:sz w:val="22"/>
+        </w:rPr>
+        <w:t>e l'issue des consultations, le reglement interieur est soumis aux formalites suivantes concomitamment :</w:t>
       </w:r>
     </w:p>
     <w:p>
       <w:r>
-        <w:t>d�p�t du texte au secr�tariat-greffe du conseil de prud�hommes dans le ressort duquel est �tabli l�entreprise ou l��ta--</w:t>
+        <w:rPr>
+          <w:b w:val="0"/>
+          <w:color w:val="000000"/>
+          <w:sz w:val="22"/>
+        </w:rPr>
+        <w:t>d'pet du texte au secretariat-greffe du conseil de prudehommes dans le ressort duquel est etabli l'entreprise ou l'eta--</w:t>
       </w:r>
     </w:p>
     <w:p>
       <w:r>
+        <w:rPr>
+          <w:b w:val="0"/>
+          <w:color w:val="000000"/>
+          <w:sz w:val="22"/>
+        </w:rPr>
         <w:t>blissement ;</w:t>
       </w:r>
     </w:p>
@@ -468,12 +866,22 @@
         <w:pStyle w:val="ListBullet"/>
       </w:pPr>
       <w:r>
-        <w:t>affichage du r�glement int�rieur dans les locaux de l�entreprise ou de l��tablissement. Il doit �tre accessible et -</w:t>
+        <w:rPr>
+          <w:b w:val="0"/>
+          <w:color w:val="000000"/>
+          <w:sz w:val="22"/>
+        </w:rPr>
+        <w:t>affichage du reglement interieur dans les locaux de l'entreprise ou de l'etablissement. Il doit etre accessible et</w:t>
       </w:r>
     </w:p>
     <w:p>
       <w:r>
-        <w:t>consultable ais�ment ;</w:t>
+        <w:rPr>
+          <w:b w:val="0"/>
+          <w:color w:val="000000"/>
+          <w:sz w:val="22"/>
+        </w:rPr>
+        <w:t>consultable aisement ;</w:t>
       </w:r>
     </w:p>
     <w:p>
@@ -481,7 +889,12 @@
         <w:pStyle w:val="ListBullet"/>
       </w:pPr>
       <w:r>
-        <w:t>envoi � l�inspecteur du travail du r�glement int�rieur en 2 exemplaires, accompagn� de l�avis �mis par le CSE. -</w:t>
+        <w:rPr>
+          <w:b w:val="0"/>
+          <w:color w:val="000000"/>
+          <w:sz w:val="22"/>
+        </w:rPr>
+        <w:t>envoi e l'inspecteur du travail du reglement interieur en 2 exemplaires, accompagne de l'avis emis par le CSE.</w:t>
       </w:r>
     </w:p>
     <w:p>
@@ -489,22 +902,42 @@
         <w:pStyle w:val="Heading2"/>
       </w:pPr>
       <w:r>
-        <w:t>ENTR�E EN VIGUEUR</w:t>
+        <w:rPr>
+          <w:b/>
+          <w:color w:val="2F5496"/>
+          <w:sz w:val="24"/>
+        </w:rPr>
+        <w:t>ENTReE EN VIGUEUR</w:t>
       </w:r>
     </w:p>
     <w:p>
       <w:r>
+        <w:rPr>
+          <w:b w:val="0"/>
+          <w:color w:val="000000"/>
+          <w:sz w:val="22"/>
+        </w:rPr>
         <w:t>?</w:t>
       </w:r>
     </w:p>
     <w:p>
       <w:r>
-        <w:t>Le r�glement int�rieur pr�voit lui-m�me la date de son entr�e vigueur au sein de l�entreprise. Cependant la loi impose le</w:t>
+        <w:rPr>
+          <w:b w:val="0"/>
+          <w:color w:val="000000"/>
+          <w:sz w:val="22"/>
+        </w:rPr>
+        <w:t>Le reglement interieur prevoit lui-m'me la date de son entree vigueur au sein de l'entreprise. Cependant la loi impose le</w:t>
       </w:r>
     </w:p>
     <w:p>
       <w:r>
-        <w:t>respect d�un d�lai minimal d�un mois depuis l�accomplissement de la derni�re formalit� de publicit�.</w:t>
+        <w:rPr>
+          <w:b w:val="0"/>
+          <w:color w:val="000000"/>
+          <w:sz w:val="22"/>
+        </w:rPr>
+        <w:t>respect d'un d'lai minimal d'un mois depuis l'accomplissement de la derniere formalite de publicite.</w:t>
       </w:r>
     </w:p>
     <w:p>
@@ -512,12 +945,22 @@
         <w:pStyle w:val="Heading2"/>
       </w:pPr>
       <w:r>
-        <w:t>LE CONTR�LE DU R�GLEMENT INT�RIEUR III �</w:t>
+        <w:rPr>
+          <w:b/>
+          <w:color w:val="2F5496"/>
+          <w:sz w:val="24"/>
+        </w:rPr>
+        <w:t>LE CONTReLE DU ReGLEMENT INTeRIEUR III e</w:t>
       </w:r>
     </w:p>
     <w:p>
       <w:r>
-        <w:t>Le contr�le est assur� � la fois par l�inspecteur du travail et par la voie judiciaire.</w:t>
+        <w:rPr>
+          <w:b w:val="0"/>
+          <w:color w:val="000000"/>
+          <w:sz w:val="22"/>
+        </w:rPr>
+        <w:t>Le contrele est assure e la fois par l'inspecteur du travail et par la voie judiciaire.</w:t>
       </w:r>
     </w:p>
     <w:p>
@@ -525,7 +968,12 @@
         <w:pStyle w:val="Heading2"/>
       </w:pPr>
       <w:r>
-        <w:t>L�INSPECTEUR DU TRAVAIL A �</w:t>
+        <w:rPr>
+          <w:b/>
+          <w:color w:val="2F5496"/>
+          <w:sz w:val="24"/>
+        </w:rPr>
+        <w:t>L'INSPECTEUR DU TRAVAIL A e</w:t>
       </w:r>
     </w:p>
     <w:p>
@@ -533,17 +981,32 @@
         <w:pStyle w:val="Heading2"/>
       </w:pPr>
       <w:r>
-        <w:t>LORS DE L��LABORATION DU R�GLEMENT INT�RIEUR</w:t>
+        <w:rPr>
+          <w:b/>
+          <w:color w:val="2F5496"/>
+          <w:sz w:val="24"/>
+        </w:rPr>
+        <w:t>LORS DE L'eLABORATION DU ReGLEMENT INTeRIEUR</w:t>
       </w:r>
     </w:p>
     <w:p>
       <w:r>
+        <w:rPr>
+          <w:b w:val="0"/>
+          <w:color w:val="000000"/>
+          <w:sz w:val="22"/>
+        </w:rPr>
         <w:t>?</w:t>
       </w:r>
     </w:p>
     <w:p>
       <w:r>
-        <w:t>Il effectue un contr�le du r�glement int�rieur et s�assure :</w:t>
+        <w:rPr>
+          <w:b w:val="0"/>
+          <w:color w:val="000000"/>
+          <w:sz w:val="22"/>
+        </w:rPr>
+        <w:t>Il effectue un contrele du reglement interieur et s'assure :</w:t>
       </w:r>
     </w:p>
     <w:p>
@@ -551,7 +1014,12 @@
         <w:pStyle w:val="ListBullet"/>
       </w:pPr>
       <w:r>
-        <w:t>de sa compatibilit� avec les textes sup�rieurs (lois, conventions et accords collectifs) ; -</w:t>
+        <w:rPr>
+          <w:b w:val="0"/>
+          <w:color w:val="000000"/>
+          <w:sz w:val="22"/>
+        </w:rPr>
+        <w:t>de sa compatibilite avec les textes superieurs (lois, conventions et accords collectifs) ;</w:t>
       </w:r>
     </w:p>
     <w:p>
@@ -559,7 +1027,12 @@
         <w:pStyle w:val="ListBullet"/>
       </w:pPr>
       <w:r>
-        <w:t>qu�il ne contient aucune disposition discriminatoire ; -</w:t>
+        <w:rPr>
+          <w:b w:val="0"/>
+          <w:color w:val="000000"/>
+          <w:sz w:val="22"/>
+        </w:rPr>
+        <w:t>qu'il ne contient aucune disposition discriminatoire ;</w:t>
       </w:r>
     </w:p>
     <w:p>
@@ -567,12 +1040,22 @@
         <w:pStyle w:val="ListBullet"/>
       </w:pPr>
       <w:r>
-        <w:t>qu�il ne contient aucune disposition attentatoire aux droits fondamentaux et libert�s individuelles. -</w:t>
+        <w:rPr>
+          <w:b w:val="0"/>
+          <w:color w:val="000000"/>
+          <w:sz w:val="22"/>
+        </w:rPr>
+        <w:t>qu'il ne contient aucune disposition attentatoire aux droits fondamentaux et libertes individuelles.</w:t>
       </w:r>
     </w:p>
     <w:p>
       <w:r>
-        <w:t>Lorsqu�il en constate la violation, il peut exiger, soit le retrait, soit la modification de la mesure litigieuse</w:t>
+        <w:rPr>
+          <w:b w:val="0"/>
+          <w:color w:val="000000"/>
+          <w:sz w:val="22"/>
+        </w:rPr>
+        <w:t>Lorsqu'il en constate la violation, il peut exiger, soit le retrait, soit la modification de la mesure litigieuse</w:t>
       </w:r>
     </w:p>
     <w:p>
@@ -580,42 +1063,82 @@
         <w:pStyle w:val="Heading2"/>
       </w:pPr>
       <w:r>
-        <w:t>LE RESCRIT R�GLEMENT INT�RIEUR</w:t>
+        <w:rPr>
+          <w:b/>
+          <w:color w:val="2F5496"/>
+          <w:sz w:val="24"/>
+        </w:rPr>
+        <w:t>LE RESCRIT ReGLEMENT INTeRIEUR</w:t>
       </w:r>
     </w:p>
     <w:p>
       <w:r>
+        <w:rPr>
+          <w:b w:val="0"/>
+          <w:color w:val="000000"/>
+          <w:sz w:val="22"/>
+        </w:rPr>
         <w:t>?</w:t>
       </w:r>
     </w:p>
     <w:p>
       <w:r>
-        <w:t>La loi du 10 ao�t 2018 pour un �tat au service d�une soci�t� de confiance a instaur� la facult� pour l�employeur d�inter-</w:t>
+        <w:rPr>
+          <w:b w:val="0"/>
+          <w:color w:val="000000"/>
+          <w:sz w:val="22"/>
+        </w:rPr>
+        <w:t>La loi du 10 aoet 2018 pour un etat au service d'une societ' de confiance a instaure la faculte pour l'employeur d'inter-</w:t>
       </w:r>
     </w:p>
     <w:p>
       <w:r>
-        <w:t>roger l�inspection du travail sur les dispositions de son r�glement int�rieur. Il doit indiquer les stipulations sur</w:t>
+        <w:rPr>
+          <w:b w:val="0"/>
+          <w:color w:val="000000"/>
+          <w:sz w:val="22"/>
+        </w:rPr>
+        <w:t>roger l'inspection du travail sur les dispositions de son reglement interieur. Il doit indiquer les stipulations sur</w:t>
       </w:r>
     </w:p>
     <w:p>
       <w:r>
-        <w:t>lesquelles un doute existe et joindre un exemplaire complet du r�glement int�rieur ainsi que des conventions ou accords</w:t>
+        <w:rPr>
+          <w:b w:val="0"/>
+          <w:color w:val="000000"/>
+          <w:sz w:val="22"/>
+        </w:rPr>
+        <w:t>lesquelles un doute existe et joindre un exemplaire complet du reglement interieur ainsi que des conventions ou accords</w:t>
       </w:r>
     </w:p>
     <w:p>
       <w:r>
+        <w:rPr>
+          <w:b w:val="0"/>
+          <w:color w:val="000000"/>
+          <w:sz w:val="22"/>
+        </w:rPr>
         <w:t>collectifs pouvant avoir une incidence sur la demande.</w:t>
       </w:r>
     </w:p>
     <w:p>
       <w:r>
-        <w:t>L�inspecteur du travail dispose d�un d�lai de 2 mois pour instruire et statuer sur la demande. Il peut, par d�cision</w:t>
+        <w:rPr>
+          <w:b w:val="0"/>
+          <w:color w:val="000000"/>
+          <w:sz w:val="22"/>
+        </w:rPr>
+        <w:t>L'inspecteur du travail dispose d'un d'lai de 2 mois pour instruire et statuer sur la demande. Il peut, par d'cision</w:t>
       </w:r>
     </w:p>
     <w:p>
       <w:r>
-        <w:t>motiv�e :</w:t>
+        <w:rPr>
+          <w:b w:val="0"/>
+          <w:color w:val="000000"/>
+          <w:sz w:val="22"/>
+        </w:rPr>
+        <w:t>motivee :</w:t>
       </w:r>
     </w:p>
     <w:p>
@@ -623,7 +1146,12 @@
         <w:pStyle w:val="ListBullet"/>
       </w:pPr>
       <w:r>
-        <w:t>valider les stipulations du r�glement int�rieur, auquel cas sa d�cision pourra lui �tre opposable ; -</w:t>
+        <w:rPr>
+          <w:b w:val="0"/>
+          <w:color w:val="000000"/>
+          <w:sz w:val="22"/>
+        </w:rPr>
+        <w:t>valider les stipulations du reglement interieur, auquel cas sa d'cision pourra lui etre opposable ;</w:t>
       </w:r>
     </w:p>
     <w:p>
@@ -631,27 +1159,52 @@
         <w:pStyle w:val="ListBullet"/>
       </w:pPr>
       <w:r>
-        <w:t>estimer que les stipulations ne sont pas conformes et en exiger le retrait ou la modification sous peine d�une amende -</w:t>
+        <w:rPr>
+          <w:b w:val="0"/>
+          <w:color w:val="000000"/>
+          <w:sz w:val="22"/>
+        </w:rPr>
+        <w:t>estimer que les stipulations ne sont pas conformes et en exiger le retrait ou la modification sous peine d'une amende</w:t>
       </w:r>
     </w:p>
     <w:p>
       <w:r>
+        <w:rPr>
+          <w:b w:val="0"/>
+          <w:color w:val="000000"/>
+          <w:sz w:val="22"/>
+        </w:rPr>
         <w:t>de 4</w:t>
       </w:r>
     </w:p>
     <w:p>
       <w:r>
+        <w:rPr>
+          <w:b w:val="0"/>
+          <w:color w:val="000000"/>
+          <w:sz w:val="22"/>
+        </w:rPr>
         <w:t>e</w:t>
       </w:r>
     </w:p>
     <w:p>
       <w:r>
+        <w:rPr>
+          <w:b w:val="0"/>
+          <w:color w:val="000000"/>
+          <w:sz w:val="22"/>
+        </w:rPr>
         <w:t>classe.</w:t>
       </w:r>
     </w:p>
     <w:p>
       <w:r>
-        <w:t>La d�cision de l�inspecteur du travail peut faire l�objet d�un recours hi�rarchique.</w:t>
+        <w:rPr>
+          <w:b w:val="0"/>
+          <w:color w:val="000000"/>
+          <w:sz w:val="22"/>
+        </w:rPr>
+        <w:t>La d'cision de l'inspecteur du travail peut faire l'objet d'un recours hierarchique.</w:t>
       </w:r>
     </w:p>
     <w:p>
@@ -659,7 +1212,12 @@
         <w:pStyle w:val="Heading2"/>
       </w:pPr>
       <w:r>
-        <w:t>LE CONTR�LE JUDICIAIRE B �</w:t>
+        <w:rPr>
+          <w:b/>
+          <w:color w:val="2F5496"/>
+          <w:sz w:val="24"/>
+        </w:rPr>
+        <w:t>LE CONTReLE JUDICIAIRE B e</w:t>
       </w:r>
     </w:p>
     <w:p>
@@ -667,22 +1225,42 @@
         <w:pStyle w:val="Heading2"/>
       </w:pPr>
       <w:r>
-        <w:t>DEVANT LE CONSEIL DE PRUD�HOMMES (RECOURS INDIRECT)</w:t>
+        <w:rPr>
+          <w:b/>
+          <w:color w:val="2F5496"/>
+          <w:sz w:val="24"/>
+        </w:rPr>
+        <w:t>DEVANT LE CONSEIL DE PRUDeHOMMES (RECOURS INDIRECT)</w:t>
       </w:r>
     </w:p>
     <w:p>
       <w:r>
+        <w:rPr>
+          <w:b w:val="0"/>
+          <w:color w:val="000000"/>
+          <w:sz w:val="22"/>
+        </w:rPr>
         <w:t>?</w:t>
       </w:r>
     </w:p>
     <w:p>
       <w:r>
-        <w:t>Saisi � l�occasion d�un contentieux sur l�application d�une disposition du RI, le conseil de prud�hommes, s�il l�estime</w:t>
+        <w:rPr>
+          <w:b w:val="0"/>
+          <w:color w:val="000000"/>
+          <w:sz w:val="22"/>
+        </w:rPr>
+        <w:t>Saisi e l'occasion d'un contentieux sur l'application d'une disposition du RI, le conseil de prudehommes, s'il l'estime</w:t>
       </w:r>
     </w:p>
     <w:p>
       <w:r>
-        <w:t>ill�gale, peut �carter la mesure du RI litigieuse mais il ne saurait l�annuler.</w:t>
+        <w:rPr>
+          <w:b w:val="0"/>
+          <w:color w:val="000000"/>
+          <w:sz w:val="22"/>
+        </w:rPr>
+        <w:t>illegale, peut ecarter la mesure du RI litigieuse mais il ne saurait l'annuler.</w:t>
       </w:r>
     </w:p>
     <w:p>
@@ -690,50 +1268,94 @@
         <w:pStyle w:val="Heading2"/>
       </w:pPr>
       <w:r>
+        <w:rPr>
+          <w:b/>
+          <w:color w:val="2F5496"/>
+          <w:sz w:val="24"/>
+        </w:rPr>
         <w:t>DEVANT LE TRIBUNAL JUDICIAIRE (RECOURS DIRECT)</w:t>
       </w:r>
     </w:p>
     <w:p>
       <w:r>
+        <w:rPr>
+          <w:b w:val="0"/>
+          <w:color w:val="000000"/>
+          <w:sz w:val="22"/>
+        </w:rPr>
         <w:t>?</w:t>
       </w:r>
     </w:p>
     <w:p>
       <w:r>
-        <w:t>En l�absence de contentieux et de contr�le de l�inspecteur du travail, toute personne justifiant d�un int�r�t (salari�, CSE,</w:t>
+        <w:rPr>
+          <w:b w:val="0"/>
+          <w:color w:val="000000"/>
+          <w:sz w:val="22"/>
+        </w:rPr>
+        <w:t>En l'absence de contentieux et de contrele de l'inspecteur du travail, toute personne justifiant d'un interet (salarie, CSE,</w:t>
       </w:r>
     </w:p>
     <w:p>
       <w:r>
-        <w:t>syndicat) � la facult� de saisir le tribunal judiciaire en appr�ciation de la l�galit� des dispositions du r�glement int�rieur.</w:t>
+        <w:rPr>
+          <w:b w:val="0"/>
+          <w:color w:val="000000"/>
+          <w:sz w:val="22"/>
+        </w:rPr>
+        <w:t>syndicat) e la faculte de saisir le tribunal judiciaire en appreciation de la l'galite des dispositions du reglement interieur.</w:t>
       </w:r>
     </w:p>
     <w:p>
       <w:r>
+        <w:rPr>
+          <w:b w:val="0"/>
+          <w:color w:val="000000"/>
+          <w:sz w:val="22"/>
+        </w:rPr>
         <w:t>La juridiction peut annuler les dispositions litigieuses.</w:t>
       </w:r>
     </w:p>
     <w:p>
       <w:r>
+        <w:rPr>
+          <w:b w:val="0"/>
+          <w:color w:val="000000"/>
+          <w:sz w:val="22"/>
+        </w:rPr>
         <w:t>87</w:t>
       </w:r>
     </w:p>
     <w:p>
       <w:r>
-        <w:t>�ditions Corroy � 4 rue de Villars, 42000 Saint-�tienne � 04 77 79 92 46 � infos@editions-corroy.fr</w:t>
+        <w:rPr>
+          <w:b w:val="0"/>
+          <w:color w:val="000000"/>
+          <w:sz w:val="22"/>
+        </w:rPr>
+        <w:t>editions Corroy e 4 rue de Villars, 42000 Saint-etienne e 04 77 79 92 46 e infos@editions-corroy.fr</w:t>
       </w:r>
     </w:p>
     <w:p>
       <w:r>
-        <w:t>UE 3 � Fiche 20</w:t>
+        <w:rPr>
+          <w:b w:val="0"/>
+          <w:color w:val="000000"/>
+          <w:sz w:val="22"/>
+        </w:rPr>
+        <w:t>UE 3 e Fiche 20</w:t>
       </w:r>
     </w:p>
     <w:p>
       <w:r>
+        <w:rPr>
+          <w:b w:val="0"/>
+          <w:color w:val="000000"/>
+          <w:sz w:val="22"/>
+        </w:rPr>
         <w:t>DCGUE3F.qxp_DCGUE3F 24/07/2025 10:26 Page 87</w:t>
       </w:r>
     </w:p>
-    <w:p/>
     <w:p/>
     <w:sectPr>
       <w:pgSz w:w="12240" w:h="15840"/>

--- a/droit social dcg/20- pouvoir r glementaire.docx
+++ b/droit social dcg/20- pouvoir r glementaire.docx
@@ -13,7 +13,7 @@
           <w:color w:val="1F4E79"/>
           <w:sz w:val="34"/>
         </w:rPr>
-        <w:t>FICHE 20e: le pouvoir reglementaire</w:t>
+        <w:t>FICHE 20e: le pouvoir réglementaire</w:t>
       </w:r>
     </w:p>
     <w:p/>
@@ -27,7 +27,7 @@
           <w:color w:val="2F5496"/>
           <w:sz w:val="24"/>
         </w:rPr>
-        <w:t>LE CONTENU DU ReGLEMENT INTeRIEUR I e</w:t>
+        <w:t>LE CONTENU DU RÈGLEMENT INTÉRIEUR I •</w:t>
       </w:r>
     </w:p>
     <w:p>
@@ -37,7 +37,7 @@
           <w:color w:val="000000"/>
           <w:sz w:val="22"/>
         </w:rPr>
-        <w:t>En application de l'article L1321-1 du code du travail, le reglement interieur ne peut contenir que les regles relatives e :</w:t>
+        <w:t>En application de l'article L1321-1 du code du travail, le règlement intérieur ne peut contenir que les règles relatives à :</w:t>
       </w:r>
     </w:p>
     <w:p>
@@ -50,7 +50,7 @@
           <w:color w:val="2F5496"/>
           <w:sz w:val="24"/>
         </w:rPr>
-        <w:t>L'HYGIeNE ET LA S'CURITe A e</w:t>
+        <w:t>L'HYGIÈNE ET LA SÉCURITÉ A •</w:t>
       </w:r>
     </w:p>
     <w:p>
@@ -60,7 +60,7 @@
           <w:color w:val="000000"/>
           <w:sz w:val="22"/>
         </w:rPr>
-        <w:t>Le reglement interieur, sans pouvoir d'roger aux dispositions l'gales ou reglementaires fixe les conditions d'application</w:t>
+        <w:t>Le règlement intérieur, sans pouvoir déroger aux dispositions légales ou réglementaires fixe les conditions d'application</w:t>
       </w:r>
     </w:p>
     <w:p>
@@ -70,7 +70,7 @@
           <w:color w:val="000000"/>
           <w:sz w:val="22"/>
         </w:rPr>
-        <w:t>de ces mesures. En matiere d'hygiene, le reglement interieur edicte les regles relatives aux installations sanitaires</w:t>
+        <w:t>de ces mesures. En matière d'hygiène, le règlement intérieur édicte les règles relatives aux installations sanitaires</w:t>
       </w:r>
     </w:p>
     <w:p>
@@ -80,7 +80,7 @@
           <w:color w:val="000000"/>
           <w:sz w:val="22"/>
         </w:rPr>
-        <w:t>(disposition, revetement, surface, evacuation), e l'ambiance des lieux de travail (aeration, assainissement, ambiance</w:t>
+        <w:t>(disposition, revêtement, surface, évacuation), à l'ambiance des lieux de travail (aération, assainissement, ambiance</w:t>
       </w:r>
     </w:p>
     <w:p>
@@ -90,7 +90,7 @@
           <w:color w:val="000000"/>
           <w:sz w:val="22"/>
         </w:rPr>
-        <w:t>thermique, eclairage, prevention des risques dus au bruit) ou encore la restauration et l'hebergement. D'autre part les</w:t>
+        <w:t>thermique, éclairage, prévention des risques dus au bruit) ou encore la restauration et l'hébergement. D'autre part les</w:t>
       </w:r>
     </w:p>
     <w:p>
@@ -100,7 +100,7 @@
           <w:color w:val="000000"/>
           <w:sz w:val="22"/>
         </w:rPr>
-        <w:t>etablissements doivent etre amenages de maniere e garantir la s'curite des travailleurs. Le reglement interieur</w:t>
+        <w:t>établissements doivent être aménagés de manière à garantir la sécurité des travailleurs. Le règlement intérieur</w:t>
       </w:r>
     </w:p>
     <w:p>
@@ -110,7 +110,7 @@
           <w:color w:val="000000"/>
           <w:sz w:val="22"/>
         </w:rPr>
-        <w:t>doit mettre en euvre toute mesure collective (verification des objets emportes, etiquetage des matieres dangereuses,</w:t>
+        <w:t>doit mettre en ouvre toute mesure collective (vérification des objets emportés, étiquetage des matières dangereuses,</w:t>
       </w:r>
     </w:p>
     <w:p>
@@ -120,7 +120,7 @@
           <w:color w:val="000000"/>
           <w:sz w:val="22"/>
         </w:rPr>
-        <w:t>usage des echafaudages), et individuelle (tenue de s'curite, port du casque, interdiction de fumer, alcoolisme) de nature</w:t>
+        <w:t>usage des échafaudages), et individuelle (tenue de sécurité, port du casque, interdiction de fumer, alcoolisme) de nature</w:t>
       </w:r>
     </w:p>
     <w:p>
@@ -130,7 +130,7 @@
           <w:color w:val="000000"/>
           <w:sz w:val="22"/>
         </w:rPr>
-        <w:t>e assurer la s'curite des travailleurs de l'entreprise.</w:t>
+        <w:t>à assurer la sécurité des travailleurs de l'entreprise.</w:t>
       </w:r>
     </w:p>
     <w:p>
@@ -143,7 +143,7 @@
           <w:color w:val="2F5496"/>
           <w:sz w:val="24"/>
         </w:rPr>
-        <w:t>LA DISCIPLINE, LES DROITS DE LA D'FENSE ET LES SANCTIONS B e</w:t>
+        <w:t>LA DISCIPLINE, LES DROITS DE LA DÉFENSE ET LES SANCTIONS B •</w:t>
       </w:r>
     </w:p>
     <w:p>
@@ -153,7 +153,7 @@
           <w:color w:val="000000"/>
           <w:sz w:val="22"/>
         </w:rPr>
-        <w:t>La discipline renvoi e toute mesure permettant d'assurer la coexistence des salaries sur le lieu de travail (horaires de</w:t>
+        <w:t>La discipline renvoi à toute mesure permettant d'assurer la coexistence des salariés sur le lieu de travail (horaires de</w:t>
       </w:r>
     </w:p>
     <w:p>
@@ -163,7 +163,7 @@
           <w:color w:val="000000"/>
           <w:sz w:val="22"/>
         </w:rPr>
-        <w:t>travail, justification des absences, interdiction de circuler e velo, de chantere). Ces dispositions doivent presenter un</w:t>
+        <w:t>travail, justification des absences, interdiction de circuler à vélo, de chantera). Ces dispositions doivent présenter un</w:t>
       </w:r>
     </w:p>
     <w:p>
@@ -173,7 +173,7 @@
           <w:color w:val="000000"/>
           <w:sz w:val="22"/>
         </w:rPr>
-        <w:t>caractere obligatoire dont la violation peut entraener l'application de sanctions.</w:t>
+        <w:t>caractère obligatoire dont la violation peut entraîner l'application de sanctions.</w:t>
       </w:r>
     </w:p>
     <w:p>
@@ -183,7 +183,7 @@
           <w:color w:val="000000"/>
           <w:sz w:val="22"/>
         </w:rPr>
-        <w:t>La loi du 8 aoet 2016 autorise le reglement interieur e inserer dans ses prescriptions un principe de neutralite. Ce</w:t>
+        <w:t>La loi du 8 août 2016 autorise le règlement intérieur à insérer dans ses prescriptions un principe de neutralité. Ce</w:t>
       </w:r>
     </w:p>
     <w:p>
@@ -193,7 +193,7 @@
           <w:color w:val="000000"/>
           <w:sz w:val="22"/>
         </w:rPr>
-        <w:t>dernier peut apporter des restrictions aux convictions (non precisees par la loi) des salaries d's lors que cette limitation</w:t>
+        <w:t>dernier peut apporter des restrictions aux convictions (non précisées par la loi) des salariés des lors que cette limitation</w:t>
       </w:r>
     </w:p>
     <w:p>
@@ -203,7 +203,7 @@
           <w:color w:val="000000"/>
           <w:sz w:val="22"/>
         </w:rPr>
-        <w:t>se trouve justifiee soit par l'exercice d'autres libertes et droits fondamentaux ou par les n'cessites du bon</w:t>
+        <w:t>se trouve justifiée soit par l'exercice d'autres libertés et droits fondamentaux ou par les nécessités du bon</w:t>
       </w:r>
     </w:p>
     <w:p>
@@ -213,7 +213,7 @@
           <w:color w:val="000000"/>
           <w:sz w:val="22"/>
         </w:rPr>
-        <w:t>fonctionnement de l'entreprise et qu'elle est proportionnee au but recherche (pour application, un arret de la Cour de</w:t>
+        <w:t>fonctionnement de l'entreprise et qu'elle est proportionnée au but recherche (pour application, un arrêt de la Cour de</w:t>
       </w:r>
     </w:p>
     <w:p>
@@ -223,7 +223,7 @@
           <w:color w:val="000000"/>
           <w:sz w:val="22"/>
         </w:rPr>
-        <w:t>cassation du 22 novembre 2017 ainsi que le Guide pratique du fait religieux dans l'entreprise edite par le ministere du</w:t>
+        <w:t>cassation du 22 novembre 2017 ainsi que le Guide pratique du fait religieux dans l'entreprise édité par le ministère du</w:t>
       </w:r>
     </w:p>
     <w:p>
@@ -243,7 +243,7 @@
           <w:color w:val="000000"/>
           <w:sz w:val="22"/>
         </w:rPr>
-        <w:t>Les sanctions qui peuvent etre prononcees e l'encontre d'un salarie doivent etre prevues dans le reglement interieur</w:t>
+        <w:t>Les sanctions qui peuvent être prononcées à l'encontre d'un salarié doivent être prévues dans le règlement intérieur</w:t>
       </w:r>
     </w:p>
     <w:p>
@@ -253,7 +253,7 @@
           <w:color w:val="000000"/>
           <w:sz w:val="22"/>
         </w:rPr>
-        <w:t>bien que le plus souvent elles soient d'j' envisagees dans la convention collective. e titre indicatif la gamme des</w:t>
+        <w:t>bien que le plus souvent elles soient déjà envisagées dans la convention collective. à titre indicatif la gamme des</w:t>
       </w:r>
     </w:p>
     <w:p>
@@ -263,7 +263,7 @@
           <w:color w:val="000000"/>
           <w:sz w:val="22"/>
         </w:rPr>
-        <w:t>sanctions par ordre croissant d'importance est : l'avertissement, le bleme, la mise e pied, la mutation, la retrogradation,</w:t>
+        <w:t>sanctions par ordre croissant d'importance est : l'avertissement, le blâme, la mise à pied, la mutation, la rétrogradation,</w:t>
       </w:r>
     </w:p>
     <w:p>
@@ -273,7 +273,7 @@
           <w:color w:val="000000"/>
           <w:sz w:val="22"/>
         </w:rPr>
-        <w:t>le licenciement (liste non exhaustive). Elles ne pourront etre prononcees qu'apres avoir respecte les droits de la d'fense</w:t>
+        <w:t>le licenciement (liste non exhaustive). Elles ne pourront être prononcées qu'après avoir respecte les droits de la défense</w:t>
       </w:r>
     </w:p>
     <w:p>
@@ -283,7 +283,7 @@
           <w:color w:val="000000"/>
           <w:sz w:val="22"/>
         </w:rPr>
-        <w:t>tels qu'ils resultent de l'article L1332-1 du code du travail et qui doivent etre rappeles dans le reglement interieur.</w:t>
+        <w:t>tels qu'ils résultent de l'article L1332-1 du code du travail et qui doivent être rappelés dans le règlement intérieur.</w:t>
       </w:r>
     </w:p>
     <w:p>
@@ -296,7 +296,7 @@
           <w:color w:val="2F5496"/>
           <w:sz w:val="24"/>
         </w:rPr>
-        <w:t>LE RAPPEL DES DISPOSITIONS L'GALES C e</w:t>
+        <w:t>LE RAPPEL DES DISPOSITIONS LÉGALES C •</w:t>
       </w:r>
     </w:p>
     <w:p>
@@ -306,7 +306,7 @@
           <w:color w:val="000000"/>
           <w:sz w:val="22"/>
         </w:rPr>
-        <w:t>Enfin, le reglement interieur doit rappeler :</w:t>
+        <w:t>Enfin, le règlement intérieur doit rappeler :</w:t>
       </w:r>
     </w:p>
     <w:p>
@@ -319,7 +319,7 @@
           <w:color w:val="000000"/>
           <w:sz w:val="22"/>
         </w:rPr>
-        <w:t>les dispositions relatives aux droits de la d'fense des salaries ;</w:t>
+        <w:t>les dispositions relatives aux droits de la défense des salariés ;</w:t>
       </w:r>
     </w:p>
     <w:p>
@@ -332,7 +332,7 @@
           <w:color w:val="000000"/>
           <w:sz w:val="22"/>
         </w:rPr>
-        <w:t>les dispositions relatives aux harcelements moral et sexuel et aux agissements sexistes ;</w:t>
+        <w:t>les dispositions relatives aux harcèlements moral et sexuel et aux agissements sexistes ;</w:t>
       </w:r>
     </w:p>
     <w:p>
@@ -358,7 +358,7 @@
           <w:color w:val="2F5496"/>
           <w:sz w:val="24"/>
         </w:rPr>
-        <w:t>LES CLAUSES PROHIBeES DU ReGLEMENT INTeRIEUR D e</w:t>
+        <w:t>LES CLAUSES PROHIBÉES DU RÈGLEMENT INTÉRIEUR D •</w:t>
       </w:r>
     </w:p>
     <w:p>
@@ -371,7 +371,7 @@
           <w:color w:val="2F5496"/>
           <w:sz w:val="24"/>
         </w:rPr>
-        <w:t>DISPOSITIONS eTRANGeRES AUX MATIeRES AUTORISeES</w:t>
+        <w:t>DISPOSITIONS ÉTRANGÈRES AUX MATIÈRES AUTORISÉES</w:t>
       </w:r>
     </w:p>
     <w:p>
@@ -391,7 +391,7 @@
           <w:color w:val="000000"/>
           <w:sz w:val="22"/>
         </w:rPr>
-        <w:t>Le contenu du reglement interieur est un contenu limitatif, c'est-e-dire qu'il ne peut porter que sur les matieres prevues</w:t>
+        <w:t>Le contenu du règlement intérieur est un contenu limitatif, c'est-à-dire qu'il ne peut porter que sur les matières prévues</w:t>
       </w:r>
     </w:p>
     <w:p>
@@ -401,7 +401,7 @@
           <w:color w:val="000000"/>
           <w:sz w:val="22"/>
         </w:rPr>
-        <w:t>e l'article L 1321-1 du code du travail. Ainsi toute disposition ne relevant pas de l'hygiene, la s'curite et de la discipline</w:t>
+        <w:t>à l'article L 1321-1 du code du travail. Ainsi toute disposition ne relevant pas de l'hygiène, la sécurité et de la discipline</w:t>
       </w:r>
     </w:p>
     <w:p>
@@ -424,7 +424,7 @@
           <w:color w:val="006100"/>
           <w:sz w:val="24"/>
         </w:rPr>
-        <w:t>DISPOSITIONS EN VIOLATION DU PRINCIPE DE HIeRARCHIE DES NORMES</w:t>
+        <w:t>DISPOSITIONS EN VIOLATION DU PRINCIPE DE HIÉRARCHIE DES NORMES</w:t>
       </w:r>
     </w:p>
     <w:p>
@@ -444,7 +444,7 @@
           <w:color w:val="006100"/>
           <w:sz w:val="22"/>
         </w:rPr>
-        <w:t>Conformement au principe de hierarchie des normes, le reglement interieur ne saurait prendre de disposition en</w:t>
+        <w:t>Conformément au principe de hiérarchie des normes, le règlement intérieur ne saurait prendre de disposition en</w:t>
       </w:r>
     </w:p>
     <w:p>
@@ -454,7 +454,7 @@
           <w:color w:val="006100"/>
           <w:sz w:val="22"/>
         </w:rPr>
-        <w:t>violation d'une regle superieure qu'elle soit d'ordre l'gal ou reglementaire (entendu comme l'ensemble des branches du</w:t>
+        <w:t>violation d'une règle supérieure qu'elle soit d'ordre légal ou réglementaire (entendu comme l'ensemble des branches du</w:t>
       </w:r>
     </w:p>
     <w:p>
@@ -464,7 +464,7 @@
           <w:color w:val="006100"/>
           <w:sz w:val="22"/>
         </w:rPr>
-        <w:t>droit) ou qu'elle releve des conventions et accords collectifs applicables e l'entreprise (le reglement interieur ne peut</w:t>
+        <w:t>droit) ou qu'elle relève des conventions et accords collectifs applicables à l'entreprise (le règlement intérieur ne peut</w:t>
       </w:r>
     </w:p>
     <w:p>
@@ -474,7 +474,7 @@
           <w:color w:val="006100"/>
           <w:sz w:val="22"/>
         </w:rPr>
-        <w:t>pas prevoir de mesures moins favorables).</w:t>
+        <w:t>pas prévoir de mesures moins favorables).</w:t>
       </w:r>
     </w:p>
     <w:p>
@@ -487,7 +487,7 @@
           <w:color w:val="2F5496"/>
           <w:sz w:val="24"/>
         </w:rPr>
-        <w:t>DISPOSITIONS EN VIOLATION DES DROITS DES PERSONNES ET DES LIBERTeS</w:t>
+        <w:t>DISPOSITIONS EN VIOLATION DES DROITS DES PERSONNES ET DES LIBERTÉS</w:t>
       </w:r>
     </w:p>
     <w:p>
@@ -507,7 +507,7 @@
           <w:color w:val="000000"/>
           <w:sz w:val="22"/>
         </w:rPr>
-        <w:t>Sont prohibees les clauses posant des interdictions gen'rales et permanentes portant atteintes aux droits des personnes</w:t>
+        <w:t>Sont prohibées les clauses posant des interdictions générales et permanentes portant atteintes aux droits des personnes</w:t>
       </w:r>
     </w:p>
     <w:p>
@@ -517,7 +517,7 @@
           <w:color w:val="000000"/>
           <w:sz w:val="22"/>
         </w:rPr>
-        <w:t>ainsi qu'aux libertes individuelles et collectives.</w:t>
+        <w:t>ainsi qu'aux libertés individuelles et collectives.</w:t>
       </w:r>
     </w:p>
     <w:p>
@@ -527,7 +527,7 @@
           <w:color w:val="000000"/>
           <w:sz w:val="22"/>
         </w:rPr>
-        <w:t>La loi n'admet des d'rogations qu'e la double condition suivante :</w:t>
+        <w:t>La loi n'admet des dérogations qu'à la double condition suivante :</w:t>
       </w:r>
     </w:p>
     <w:p>
@@ -540,7 +540,7 @@
           <w:color w:val="000000"/>
           <w:sz w:val="22"/>
         </w:rPr>
-        <w:t>La nature des t'ches l'exige.</w:t>
+        <w:t>La nature des tâches l'exige.</w:t>
       </w:r>
     </w:p>
     <w:p>
@@ -553,7 +553,7 @@
           <w:color w:val="000000"/>
           <w:sz w:val="22"/>
         </w:rPr>
-        <w:t>Les mesures doivent etre proportionnees au but recherche.</w:t>
+        <w:t>Les mesures doivent être proportionnées au but recherche.</w:t>
       </w:r>
     </w:p>
     <w:p>
@@ -586,7 +586,7 @@
           <w:color w:val="000000"/>
           <w:sz w:val="22"/>
         </w:rPr>
-        <w:t>Enfin, la loi interdit toute discrimination l'sant les salaries dans leur emploi ou leur travail e capacite professionnelle</w:t>
+        <w:t>Enfin, la loi interdit toute discrimination lisant les salariés dans leur emploi ou leur travail à capacité professionnelle</w:t>
       </w:r>
     </w:p>
     <w:p>
@@ -596,7 +596,7 @@
           <w:color w:val="000000"/>
           <w:sz w:val="22"/>
         </w:rPr>
-        <w:t>egale se fondant sur : leur sexe, leurs m'urs, leur orientation sexuelle, leur ege, leur situation de famille, leurs origines,</w:t>
+        <w:t>égale se fondant sur : leur sexe, leurs meurs, leur orientation sexuelle, leur âge, leur situation de famille, leurs origines,</w:t>
       </w:r>
     </w:p>
     <w:p>
@@ -626,7 +626,7 @@
           <w:color w:val="000000"/>
           <w:sz w:val="22"/>
         </w:rPr>
-        <w:t>editions Corroy e 4 rue de Villars, 42000 Saint-etienne e 04 77 79 92 46 e infos@editions-corroy.fr</w:t>
+        <w:t>éditions Corroy à 4 rue de Villars, 42000 Saint-etienne à 04 77 79 92 46 à infos@editions-corroy.fr</w:t>
       </w:r>
     </w:p>
     <w:p>
@@ -636,7 +636,7 @@
           <w:color w:val="000000"/>
           <w:sz w:val="22"/>
         </w:rPr>
-        <w:t>COLLECTION DCG UE 3 e Droit social - Fiches de cours</w:t>
+        <w:t>COLLECTION DCG UE 3 à Droit social - Fiches de cours</w:t>
       </w:r>
     </w:p>
     <w:p>
@@ -659,7 +659,7 @@
           <w:color w:val="2F5496"/>
           <w:sz w:val="24"/>
         </w:rPr>
-        <w:t>L'eLABORATION DU ReGLEMENT INTeRIEUR II e</w:t>
+        <w:t>L'ÉLABORATION DU RÈGLEMENT INTÉRIEUR II •</w:t>
       </w:r>
     </w:p>
     <w:p>
@@ -669,7 +669,7 @@
           <w:color w:val="000000"/>
           <w:sz w:val="22"/>
         </w:rPr>
-        <w:t>Le reglement interieur est obligatoire dans les entreprises employant habituellement au moins 50 salaries et s'applique</w:t>
+        <w:t>Le règlement intérieur est obligatoire dans les entreprises employant habituellement au moins 50 salariés et s'applique</w:t>
       </w:r>
     </w:p>
     <w:p>
@@ -679,7 +679,7 @@
           <w:color w:val="000000"/>
           <w:sz w:val="22"/>
         </w:rPr>
-        <w:t>e l'ensemble de ces derniers sans que leur consentement ne soit n'cessaire.</w:t>
+        <w:t>à l'ensemble de ces derniers sans que leur consentement ne soit nécessaire.</w:t>
       </w:r>
     </w:p>
     <w:p>
@@ -689,7 +689,7 @@
           <w:color w:val="000000"/>
           <w:sz w:val="22"/>
         </w:rPr>
-        <w:t>L'obligation s'impose au terme d'un d'lai de 12 mois e compter de la date e laquelle le seuil a et' atteint. Consequence du</w:t>
+        <w:t>L'obligation s'impose au terme d'un délai de 12 mois à compter de la date à laquelle le seuil a été atteint. Conséquence du</w:t>
       </w:r>
     </w:p>
     <w:p>
@@ -699,7 +699,7 @@
           <w:color w:val="000000"/>
           <w:sz w:val="22"/>
         </w:rPr>
-        <w:t>caractere unilateral du texte, le reglement interieur confere e l'employeur une prerogative normative que le l'gislateur a</w:t>
+        <w:t>caractère unilatéral du texte, le règlement intérieur confère à l'employeur une prérogative normative que le législateur a</w:t>
       </w:r>
     </w:p>
     <w:p>
@@ -709,7 +709,7 @@
           <w:color w:val="000000"/>
           <w:sz w:val="22"/>
         </w:rPr>
-        <w:t>souhaite encadrer en soumettant son adoption e une procedure specifique. e noter que la procedure est applicable en</w:t>
+        <w:t>souhaite encadrer en soumettant son adoption à une procédure spécifique. à noter que la procédure est applicable en</w:t>
       </w:r>
     </w:p>
     <w:p>
@@ -719,7 +719,7 @@
           <w:color w:val="000000"/>
           <w:sz w:val="22"/>
         </w:rPr>
-        <w:t>cas de modification ou de retrait d'une de ses clauses et que les textes de l'employeur (circulaire, note de servicee) ayant</w:t>
+        <w:t>cas de modification ou de retrait d'une de ses clauses et que les textes de l'employeur (circulaire, note de serviceé) ayant</w:t>
       </w:r>
     </w:p>
     <w:p>
@@ -729,7 +729,7 @@
           <w:color w:val="000000"/>
           <w:sz w:val="22"/>
         </w:rPr>
-        <w:t>une portee gen'rale et permanente sont considerees comme des adjonctions au reglement interieur.</w:t>
+        <w:t>une portée générale et permanente sont considérées comme des adjonctions au règlement intérieur.</w:t>
       </w:r>
     </w:p>
     <w:p>
@@ -742,7 +742,7 @@
           <w:color w:val="2F5496"/>
           <w:sz w:val="24"/>
         </w:rPr>
-        <w:t>ReDACTION</w:t>
+        <w:t>RÉDACTION</w:t>
       </w:r>
     </w:p>
     <w:p>
@@ -762,7 +762,7 @@
           <w:color w:val="000000"/>
           <w:sz w:val="22"/>
         </w:rPr>
-        <w:t>L'employeur redige e sa propre initiative et sous sa responsabilite le reglement interieur.</w:t>
+        <w:t>L'employeur rédige à sa propre initiative et sous sa responsabilité le règlement intérieur.</w:t>
       </w:r>
     </w:p>
     <w:p>
@@ -775,7 +775,7 @@
           <w:color w:val="2F5496"/>
           <w:sz w:val="24"/>
         </w:rPr>
-        <w:t>PROCeDURE DE CONSULTATION</w:t>
+        <w:t>PROCÉDURE DE CONSULTATION</w:t>
       </w:r>
     </w:p>
     <w:p>
@@ -795,7 +795,7 @@
           <w:color w:val="000000"/>
           <w:sz w:val="22"/>
         </w:rPr>
-        <w:t>L'employeur consulte dans le m'me temps le CSE sur le reglement interieur. L'avis emis n'a aucun caractere contrai-</w:t>
+        <w:t>L'employeur consulte dans le même temps le CSE sur le règlement intérieur. L'avis amis n'a aucun caractère contrai-</w:t>
       </w:r>
     </w:p>
     <w:p>
@@ -818,7 +818,7 @@
           <w:color w:val="2F5496"/>
           <w:sz w:val="24"/>
         </w:rPr>
-        <w:t>D'PeT ET PUBLICITe</w:t>
+        <w:t>DÉPÔT ET PUBLICITÉ</w:t>
       </w:r>
     </w:p>
     <w:p>
@@ -838,7 +838,7 @@
           <w:color w:val="000000"/>
           <w:sz w:val="22"/>
         </w:rPr>
-        <w:t>e l'issue des consultations, le reglement interieur est soumis aux formalites suivantes concomitamment :</w:t>
+        <w:t>à l'issue des consultations, le règlement intérieur est soumis aux formalités suivantes concomitamment :</w:t>
       </w:r>
     </w:p>
     <w:p>
@@ -848,7 +848,7 @@
           <w:color w:val="000000"/>
           <w:sz w:val="22"/>
         </w:rPr>
-        <w:t>d'pet du texte au secretariat-greffe du conseil de prudehommes dans le ressort duquel est etabli l'entreprise ou l'eta--</w:t>
+        <w:t>dépôt du texte au secrétariat-greffe du conseil de prudéhommes dans le ressort duquel est établi l'entreprise ou l'eta--</w:t>
       </w:r>
     </w:p>
     <w:p>
@@ -871,7 +871,7 @@
           <w:color w:val="000000"/>
           <w:sz w:val="22"/>
         </w:rPr>
-        <w:t>affichage du reglement interieur dans les locaux de l'entreprise ou de l'etablissement. Il doit etre accessible et</w:t>
+        <w:t>affichage du règlement intérieur dans les locaux de l'entreprise ou de l'établissement. Il doit être accessible et</w:t>
       </w:r>
     </w:p>
     <w:p>
@@ -881,7 +881,7 @@
           <w:color w:val="000000"/>
           <w:sz w:val="22"/>
         </w:rPr>
-        <w:t>consultable aisement ;</w:t>
+        <w:t>consultable aisément ;</w:t>
       </w:r>
     </w:p>
     <w:p>
@@ -894,7 +894,7 @@
           <w:color w:val="000000"/>
           <w:sz w:val="22"/>
         </w:rPr>
-        <w:t>envoi e l'inspecteur du travail du reglement interieur en 2 exemplaires, accompagne de l'avis emis par le CSE.</w:t>
+        <w:t>envoi à l'inspecteur du travail du règlement intérieur en 2 exemplaires, accompagné de l'avis amis par le CSE.</w:t>
       </w:r>
     </w:p>
     <w:p>
@@ -907,7 +907,7 @@
           <w:color w:val="2F5496"/>
           <w:sz w:val="24"/>
         </w:rPr>
-        <w:t>ENTReE EN VIGUEUR</w:t>
+        <w:t>ENTRÉE EN VIGUEUR</w:t>
       </w:r>
     </w:p>
     <w:p>
@@ -927,7 +927,7 @@
           <w:color w:val="000000"/>
           <w:sz w:val="22"/>
         </w:rPr>
-        <w:t>Le reglement interieur prevoit lui-m'me la date de son entree vigueur au sein de l'entreprise. Cependant la loi impose le</w:t>
+        <w:t>Le règlement intérieur prévoit lui-même la date de son entrée vigueur au sein de l'entreprise. Cependant la loi impose le</w:t>
       </w:r>
     </w:p>
     <w:p>
@@ -937,7 +937,7 @@
           <w:color w:val="000000"/>
           <w:sz w:val="22"/>
         </w:rPr>
-        <w:t>respect d'un d'lai minimal d'un mois depuis l'accomplissement de la derniere formalite de publicite.</w:t>
+        <w:t>respect d'un délai minimal d'un mois depuis l'accomplissement de la dernière formalité de publicité.</w:t>
       </w:r>
     </w:p>
     <w:p>
@@ -950,7 +950,7 @@
           <w:color w:val="2F5496"/>
           <w:sz w:val="24"/>
         </w:rPr>
-        <w:t>LE CONTReLE DU ReGLEMENT INTeRIEUR III e</w:t>
+        <w:t>LE CONTRÔLE DU RÈGLEMENT INTÉRIEUR III •</w:t>
       </w:r>
     </w:p>
     <w:p>
@@ -960,7 +960,7 @@
           <w:color w:val="000000"/>
           <w:sz w:val="22"/>
         </w:rPr>
-        <w:t>Le contrele est assure e la fois par l'inspecteur du travail et par la voie judiciaire.</w:t>
+        <w:t>Le contrôle est assure à la fois par l'inspecteur du travail et par la voie judiciaire.</w:t>
       </w:r>
     </w:p>
     <w:p>
@@ -973,7 +973,7 @@
           <w:color w:val="2F5496"/>
           <w:sz w:val="24"/>
         </w:rPr>
-        <w:t>L'INSPECTEUR DU TRAVAIL A e</w:t>
+        <w:t>L'INSPECTEUR DU TRAVAIL A •</w:t>
       </w:r>
     </w:p>
     <w:p>
@@ -986,7 +986,7 @@
           <w:color w:val="2F5496"/>
           <w:sz w:val="24"/>
         </w:rPr>
-        <w:t>LORS DE L'eLABORATION DU ReGLEMENT INTeRIEUR</w:t>
+        <w:t>LORS DE L'ÉLABORATION DU RÈGLEMENT INTÉRIEUR</w:t>
       </w:r>
     </w:p>
     <w:p>
@@ -1006,7 +1006,7 @@
           <w:color w:val="000000"/>
           <w:sz w:val="22"/>
         </w:rPr>
-        <w:t>Il effectue un contrele du reglement interieur et s'assure :</w:t>
+        <w:t>Il effectue un contrôle du règlement intérieur et s'assure :</w:t>
       </w:r>
     </w:p>
     <w:p>
@@ -1019,7 +1019,7 @@
           <w:color w:val="000000"/>
           <w:sz w:val="22"/>
         </w:rPr>
-        <w:t>de sa compatibilite avec les textes superieurs (lois, conventions et accords collectifs) ;</w:t>
+        <w:t>de sa compatibilité avec les textes supérieurs (lois, conventions et accords collectifs) ;</w:t>
       </w:r>
     </w:p>
     <w:p>
@@ -1045,7 +1045,7 @@
           <w:color w:val="000000"/>
           <w:sz w:val="22"/>
         </w:rPr>
-        <w:t>qu'il ne contient aucune disposition attentatoire aux droits fondamentaux et libertes individuelles.</w:t>
+        <w:t>qu'il ne contient aucune disposition attentatoire aux droits fondamentaux et libertés individuelles.</w:t>
       </w:r>
     </w:p>
     <w:p>
@@ -1068,7 +1068,7 @@
           <w:color w:val="2F5496"/>
           <w:sz w:val="24"/>
         </w:rPr>
-        <w:t>LE RESCRIT ReGLEMENT INTeRIEUR</w:t>
+        <w:t>LE RESCRIT RÈGLEMENT INTÉRIEUR</w:t>
       </w:r>
     </w:p>
     <w:p>
@@ -1088,7 +1088,7 @@
           <w:color w:val="000000"/>
           <w:sz w:val="22"/>
         </w:rPr>
-        <w:t>La loi du 10 aoet 2018 pour un etat au service d'une societ' de confiance a instaure la faculte pour l'employeur d'inter-</w:t>
+        <w:t>La loi du 10 août 2018 pour un état au service d'une société de confiance a instauré la faculté pour l'employeur d'inter-</w:t>
       </w:r>
     </w:p>
     <w:p>
@@ -1098,7 +1098,7 @@
           <w:color w:val="000000"/>
           <w:sz w:val="22"/>
         </w:rPr>
-        <w:t>roger l'inspection du travail sur les dispositions de son reglement interieur. Il doit indiquer les stipulations sur</w:t>
+        <w:t>roger l'inspection du travail sur les dispositions de son règlement intérieur. Il doit indiquer les stipulations sur</w:t>
       </w:r>
     </w:p>
     <w:p>
@@ -1108,7 +1108,7 @@
           <w:color w:val="000000"/>
           <w:sz w:val="22"/>
         </w:rPr>
-        <w:t>lesquelles un doute existe et joindre un exemplaire complet du reglement interieur ainsi que des conventions ou accords</w:t>
+        <w:t>lesquelles un doute existe et joindre un exemplaire complet du règlement intérieur ainsi que des conventions ou accords</w:t>
       </w:r>
     </w:p>
     <w:p>
@@ -1128,7 +1128,7 @@
           <w:color w:val="000000"/>
           <w:sz w:val="22"/>
         </w:rPr>
-        <w:t>L'inspecteur du travail dispose d'un d'lai de 2 mois pour instruire et statuer sur la demande. Il peut, par d'cision</w:t>
+        <w:t>L'inspecteur du travail dispose d'un délai de 2 mois pour instruire et statuer sur la demande. Il peut, par décision</w:t>
       </w:r>
     </w:p>
     <w:p>
@@ -1138,7 +1138,7 @@
           <w:color w:val="000000"/>
           <w:sz w:val="22"/>
         </w:rPr>
-        <w:t>motivee :</w:t>
+        <w:t>motivée :</w:t>
       </w:r>
     </w:p>
     <w:p>
@@ -1151,7 +1151,7 @@
           <w:color w:val="000000"/>
           <w:sz w:val="22"/>
         </w:rPr>
-        <w:t>valider les stipulations du reglement interieur, auquel cas sa d'cision pourra lui etre opposable ;</w:t>
+        <w:t>valider les stipulations du règlement intérieur, auquel cas sa décision pourra lui être opposable ;</w:t>
       </w:r>
     </w:p>
     <w:p>
@@ -1204,7 +1204,7 @@
           <w:color w:val="000000"/>
           <w:sz w:val="22"/>
         </w:rPr>
-        <w:t>La d'cision de l'inspecteur du travail peut faire l'objet d'un recours hierarchique.</w:t>
+        <w:t>La décision de l'inspecteur du travail peut faire l'objet d'un recours hiérarchique.</w:t>
       </w:r>
     </w:p>
     <w:p>
@@ -1217,7 +1217,7 @@
           <w:color w:val="2F5496"/>
           <w:sz w:val="24"/>
         </w:rPr>
-        <w:t>LE CONTReLE JUDICIAIRE B e</w:t>
+        <w:t>LE CONTRÔLE JUDICIAIRE B •</w:t>
       </w:r>
     </w:p>
     <w:p>
@@ -1230,7 +1230,7 @@
           <w:color w:val="2F5496"/>
           <w:sz w:val="24"/>
         </w:rPr>
-        <w:t>DEVANT LE CONSEIL DE PRUDeHOMMES (RECOURS INDIRECT)</w:t>
+        <w:t>DEVANT LE CONSEIL DE PRUDÉHOMMES (RECOURS INDIRECT)</w:t>
       </w:r>
     </w:p>
     <w:p>
@@ -1250,7 +1250,7 @@
           <w:color w:val="000000"/>
           <w:sz w:val="22"/>
         </w:rPr>
-        <w:t>Saisi e l'occasion d'un contentieux sur l'application d'une disposition du RI, le conseil de prudehommes, s'il l'estime</w:t>
+        <w:t>Saisi à l'occasion d'un contentieux sur l'application d'une disposition du RI, le conseil de prudéhommes, s'il l'estime</w:t>
       </w:r>
     </w:p>
     <w:p>
@@ -1260,7 +1260,7 @@
           <w:color w:val="000000"/>
           <w:sz w:val="22"/>
         </w:rPr>
-        <w:t>illegale, peut ecarter la mesure du RI litigieuse mais il ne saurait l'annuler.</w:t>
+        <w:t>illégale, peut écarter la mesure du RI litigieuse mais il ne saurait l'annuler.</w:t>
       </w:r>
     </w:p>
     <w:p>
@@ -1293,7 +1293,7 @@
           <w:color w:val="000000"/>
           <w:sz w:val="22"/>
         </w:rPr>
-        <w:t>En l'absence de contentieux et de contrele de l'inspecteur du travail, toute personne justifiant d'un interet (salarie, CSE,</w:t>
+        <w:t>En l'absence de contentieux et de contrôle de l'inspecteur du travail, toute personne justifiant d'un intérêt (salarié, CSE,</w:t>
       </w:r>
     </w:p>
     <w:p>
@@ -1303,7 +1303,7 @@
           <w:color w:val="000000"/>
           <w:sz w:val="22"/>
         </w:rPr>
-        <w:t>syndicat) e la faculte de saisir le tribunal judiciaire en appreciation de la l'galite des dispositions du reglement interieur.</w:t>
+        <w:t>syndicat) à la faculté de saisir le tribunal judiciaire en appréciation de la légalité des dispositions du règlement intérieur.</w:t>
       </w:r>
     </w:p>
     <w:p>
@@ -1333,7 +1333,7 @@
           <w:color w:val="000000"/>
           <w:sz w:val="22"/>
         </w:rPr>
-        <w:t>editions Corroy e 4 rue de Villars, 42000 Saint-etienne e 04 77 79 92 46 e infos@editions-corroy.fr</w:t>
+        <w:t>éditions Corroy à 4 rue de Villars, 42000 Saint-etienne à 04 77 79 92 46 à infos@editions-corroy.fr</w:t>
       </w:r>
     </w:p>
     <w:p>
@@ -1343,7 +1343,7 @@
           <w:color w:val="000000"/>
           <w:sz w:val="22"/>
         </w:rPr>
-        <w:t>UE 3 e Fiche 20</w:t>
+        <w:t>UE 3 à Fiche 20</w:t>
       </w:r>
     </w:p>
     <w:p>
@@ -1356,6 +1356,7 @@
         <w:t>DCGUE3F.qxp_DCGUE3F 24/07/2025 10:26 Page 87</w:t>
       </w:r>
     </w:p>
+    <w:p/>
     <w:p/>
     <w:sectPr>
       <w:pgSz w:w="12240" w:h="15840"/>

--- a/droit social dcg/20- pouvoir r glementaire.docx
+++ b/droit social dcg/20- pouvoir r glementaire.docx
@@ -27,7 +27,7 @@
           <w:color w:val="2F5496"/>
           <w:sz w:val="24"/>
         </w:rPr>
-        <w:t>LE CONTENU DU RÈGLEMENT INTÉRIEUR I •</w:t>
+        <w:t>I • LE CONTENU DU RÈGLEMENT INTÉRIEUR</w:t>
       </w:r>
     </w:p>
     <w:p>
@@ -50,14 +50,14 @@
           <w:color w:val="2F5496"/>
           <w:sz w:val="24"/>
         </w:rPr>
-        <w:t>L'HYGIÈNE ET LA SÉCURITÉ A •</w:t>
+        <w:t>A • L'HYGIÈNE ET LA SÉCURITÉ</w:t>
       </w:r>
     </w:p>
     <w:p>
       <w:r>
         <w:rPr>
           <w:b w:val="0"/>
-          <w:color w:val="000000"/>
+          <w:color w:val="BF5700"/>
           <w:sz w:val="22"/>
         </w:rPr>
         <w:t>Le règlement intérieur, sans pouvoir déroger aux dispositions légales ou réglementaires fixe les conditions d'application</w:t>
@@ -97,7 +97,7 @@
       <w:r>
         <w:rPr>
           <w:b w:val="0"/>
-          <w:color w:val="000000"/>
+          <w:color w:val="BF5700"/>
           <w:sz w:val="22"/>
         </w:rPr>
         <w:t>établissements doivent être aménagés de manière à garantir la sécurité des travailleurs. Le règlement intérieur</w:t>
@@ -107,7 +107,7 @@
       <w:r>
         <w:rPr>
           <w:b w:val="0"/>
-          <w:color w:val="000000"/>
+          <w:color w:val="00703C"/>
           <w:sz w:val="22"/>
         </w:rPr>
         <w:t>doit mettre en ouvre toute mesure collective (vérification des objets emportés, étiquetage des matières dangereuses,</w:t>
@@ -143,7 +143,7 @@
           <w:color w:val="2F5496"/>
           <w:sz w:val="24"/>
         </w:rPr>
-        <w:t>LA DISCIPLINE, LES DROITS DE LA DÉFENSE ET LES SANCTIONS B •</w:t>
+        <w:t>B • LA DISCIPLINE, LES DROITS DE LA DÉFENSE ET LES SANCTIONS</w:t>
       </w:r>
     </w:p>
     <w:p>
@@ -160,7 +160,7 @@
       <w:r>
         <w:rPr>
           <w:b w:val="0"/>
-          <w:color w:val="000000"/>
+          <w:color w:val="BF5700"/>
           <w:sz w:val="22"/>
         </w:rPr>
         <w:t>travail, justification des absences, interdiction de circuler à vélo, de chantera). Ces dispositions doivent présenter un</w:t>
@@ -170,7 +170,7 @@
       <w:r>
         <w:rPr>
           <w:b w:val="0"/>
-          <w:color w:val="000000"/>
+          <w:color w:val="00703C"/>
           <w:sz w:val="22"/>
         </w:rPr>
         <w:t>caractère obligatoire dont la violation peut entraîner l'application de sanctions.</w:t>
@@ -180,7 +180,7 @@
       <w:r>
         <w:rPr>
           <w:b w:val="0"/>
-          <w:color w:val="000000"/>
+          <w:color w:val="BF5700"/>
           <w:sz w:val="22"/>
         </w:rPr>
         <w:t>La loi du 8 août 2016 autorise le règlement intérieur à insérer dans ses prescriptions un principe de neutralité. Ce</w:t>
@@ -240,7 +240,7 @@
       <w:r>
         <w:rPr>
           <w:b w:val="0"/>
-          <w:color w:val="000000"/>
+          <w:color w:val="BF5700"/>
           <w:sz w:val="22"/>
         </w:rPr>
         <w:t>Les sanctions qui peuvent être prononcées à l'encontre d'un salarié doivent être prévues dans le règlement intérieur</w:t>
@@ -280,7 +280,7 @@
       <w:r>
         <w:rPr>
           <w:b w:val="0"/>
-          <w:color w:val="000000"/>
+          <w:color w:val="BF5700"/>
           <w:sz w:val="22"/>
         </w:rPr>
         <w:t>tels qu'ils résultent de l'article L1332-1 du code du travail et qui doivent être rappelés dans le règlement intérieur.</w:t>
@@ -296,14 +296,14 @@
           <w:color w:val="2F5496"/>
           <w:sz w:val="24"/>
         </w:rPr>
-        <w:t>LE RAPPEL DES DISPOSITIONS LÉGALES C •</w:t>
+        <w:t>C • LE RAPPEL DES DISPOSITIONS LÉGALES</w:t>
       </w:r>
     </w:p>
     <w:p>
       <w:r>
         <w:rPr>
           <w:b w:val="0"/>
-          <w:color w:val="000000"/>
+          <w:color w:val="BF5700"/>
           <w:sz w:val="22"/>
         </w:rPr>
         <w:t>Enfin, le règlement intérieur doit rappeler :</w:t>
@@ -358,7 +358,7 @@
           <w:color w:val="2F5496"/>
           <w:sz w:val="24"/>
         </w:rPr>
-        <w:t>LES CLAUSES PROHIBÉES DU RÈGLEMENT INTÉRIEUR D •</w:t>
+        <w:t>D • LES CLAUSES PROHIBÉES DU RÈGLEMENT INTÉRIEUR</w:t>
       </w:r>
     </w:p>
     <w:p>
@@ -421,7 +421,7 @@
       <w:r>
         <w:rPr>
           <w:b/>
-          <w:color w:val="006100"/>
+          <w:color w:val="BF5700"/>
           <w:sz w:val="24"/>
         </w:rPr>
         <w:t>DISPOSITIONS EN VIOLATION DU PRINCIPE DE HIÉRARCHIE DES NORMES</w:t>
@@ -431,7 +431,7 @@
       <w:r>
         <w:rPr>
           <w:b w:val="0"/>
-          <w:color w:val="006100"/>
+          <w:color w:val="BF5700"/>
           <w:sz w:val="22"/>
         </w:rPr>
         <w:t>?</w:t>
@@ -441,7 +441,7 @@
       <w:r>
         <w:rPr>
           <w:b w:val="0"/>
-          <w:color w:val="006100"/>
+          <w:color w:val="BF5700"/>
           <w:sz w:val="22"/>
         </w:rPr>
         <w:t>Conformément au principe de hiérarchie des normes, le règlement intérieur ne saurait prendre de disposition en</w:t>
@@ -451,7 +451,7 @@
       <w:r>
         <w:rPr>
           <w:b w:val="0"/>
-          <w:color w:val="006100"/>
+          <w:color w:val="BF5700"/>
           <w:sz w:val="22"/>
         </w:rPr>
         <w:t>violation d'une règle supérieure qu'elle soit d'ordre légal ou réglementaire (entendu comme l'ensemble des branches du</w:t>
@@ -461,7 +461,7 @@
       <w:r>
         <w:rPr>
           <w:b w:val="0"/>
-          <w:color w:val="006100"/>
+          <w:color w:val="BF5700"/>
           <w:sz w:val="22"/>
         </w:rPr>
         <w:t>droit) ou qu'elle relève des conventions et accords collectifs applicables à l'entreprise (le règlement intérieur ne peut</w:t>
@@ -471,7 +471,7 @@
       <w:r>
         <w:rPr>
           <w:b w:val="0"/>
-          <w:color w:val="006100"/>
+          <w:color w:val="BF5700"/>
           <w:sz w:val="22"/>
         </w:rPr>
         <w:t>pas prévoir de mesures moins favorables).</w:t>
@@ -524,7 +524,7 @@
       <w:r>
         <w:rPr>
           <w:b w:val="0"/>
-          <w:color w:val="000000"/>
+          <w:color w:val="C00000"/>
           <w:sz w:val="22"/>
         </w:rPr>
         <w:t>La loi n'admet des dérogations qu'à la double condition suivante :</w:t>
@@ -550,7 +550,7 @@
       <w:r>
         <w:rPr>
           <w:b w:val="0"/>
-          <w:color w:val="000000"/>
+          <w:color w:val="BF5700"/>
           <w:sz w:val="22"/>
         </w:rPr>
         <w:t>Les mesures doivent être proportionnées au but recherche.</w:t>
@@ -640,11 +640,14 @@
       </w:r>
     </w:p>
     <w:p>
+      <w:pPr>
+        <w:pStyle w:val="Heading2"/>
+      </w:pPr>
       <w:r>
         <w:rPr>
-          <w:b w:val="0"/>
-          <w:color w:val="000000"/>
-          <w:sz w:val="22"/>
+          <w:b/>
+          <w:color w:val="2F5496"/>
+          <w:sz w:val="24"/>
         </w:rPr>
         <w:t>DCGUE3F.qxp_DCGUE3F 24/07/2025 10:26 Page 86</w:t>
       </w:r>
@@ -659,14 +662,14 @@
           <w:color w:val="2F5496"/>
           <w:sz w:val="24"/>
         </w:rPr>
-        <w:t>L'ÉLABORATION DU RÈGLEMENT INTÉRIEUR II •</w:t>
+        <w:t>II • L'ÉLABORATION DU RÈGLEMENT INTÉRIEUR</w:t>
       </w:r>
     </w:p>
     <w:p>
       <w:r>
         <w:rPr>
           <w:b w:val="0"/>
-          <w:color w:val="000000"/>
+          <w:color w:val="BF5700"/>
           <w:sz w:val="22"/>
         </w:rPr>
         <w:t>Le règlement intérieur est obligatoire dans les entreprises employant habituellement au moins 50 salariés et s'applique</w:t>
@@ -676,7 +679,7 @@
       <w:r>
         <w:rPr>
           <w:b w:val="0"/>
-          <w:color w:val="000000"/>
+          <w:color w:val="BF5700"/>
           <w:sz w:val="22"/>
         </w:rPr>
         <w:t>à l'ensemble de ces derniers sans que leur consentement ne soit nécessaire.</w:t>
@@ -686,7 +689,7 @@
       <w:r>
         <w:rPr>
           <w:b w:val="0"/>
-          <w:color w:val="000000"/>
+          <w:color w:val="BF5700"/>
           <w:sz w:val="22"/>
         </w:rPr>
         <w:t>L'obligation s'impose au terme d'un délai de 12 mois à compter de la date à laquelle le seuil a été atteint. Conséquence du</w:t>
@@ -696,7 +699,7 @@
       <w:r>
         <w:rPr>
           <w:b w:val="0"/>
-          <w:color w:val="000000"/>
+          <w:color w:val="00703C"/>
           <w:sz w:val="22"/>
         </w:rPr>
         <w:t>caractère unilatéral du texte, le règlement intérieur confère à l'employeur une prérogative normative que le législateur a</w:t>
@@ -706,7 +709,7 @@
       <w:r>
         <w:rPr>
           <w:b w:val="0"/>
-          <w:color w:val="000000"/>
+          <w:color w:val="BF5700"/>
           <w:sz w:val="22"/>
         </w:rPr>
         <w:t>souhaite encadrer en soumettant son adoption à une procédure spécifique. à noter que la procédure est applicable en</w:t>
@@ -772,7 +775,7 @@
       <w:r>
         <w:rPr>
           <w:b/>
-          <w:color w:val="2F5496"/>
+          <w:color w:val="BF5700"/>
           <w:sz w:val="24"/>
         </w:rPr>
         <w:t>PROCÉDURE DE CONSULTATION</w:t>
@@ -782,7 +785,7 @@
       <w:r>
         <w:rPr>
           <w:b w:val="0"/>
-          <w:color w:val="000000"/>
+          <w:color w:val="BF5700"/>
           <w:sz w:val="22"/>
         </w:rPr>
         <w:t>?</w:t>
@@ -792,7 +795,7 @@
       <w:r>
         <w:rPr>
           <w:b w:val="0"/>
-          <w:color w:val="000000"/>
+          <w:color w:val="00703C"/>
           <w:sz w:val="22"/>
         </w:rPr>
         <w:t>L'employeur consulte dans le même temps le CSE sur le règlement intérieur. L'avis amis n'a aucun caractère contrai-</w:t>
@@ -802,7 +805,7 @@
       <w:r>
         <w:rPr>
           <w:b w:val="0"/>
-          <w:color w:val="000000"/>
+          <w:color w:val="BF5700"/>
           <w:sz w:val="22"/>
         </w:rPr>
         <w:t>gnant pour l'employeur.</w:t>
@@ -868,7 +871,7 @@
       <w:r>
         <w:rPr>
           <w:b w:val="0"/>
-          <w:color w:val="000000"/>
+          <w:color w:val="BF5700"/>
           <w:sz w:val="22"/>
         </w:rPr>
         <w:t>affichage du règlement intérieur dans les locaux de l'entreprise ou de l'établissement. Il doit être accessible et</w:t>
@@ -950,7 +953,7 @@
           <w:color w:val="2F5496"/>
           <w:sz w:val="24"/>
         </w:rPr>
-        <w:t>LE CONTRÔLE DU RÈGLEMENT INTÉRIEUR III •</w:t>
+        <w:t>III • LE CONTRÔLE DU RÈGLEMENT INTÉRIEUR</w:t>
       </w:r>
     </w:p>
     <w:p>
@@ -973,7 +976,7 @@
           <w:color w:val="2F5496"/>
           <w:sz w:val="24"/>
         </w:rPr>
-        <w:t>L'INSPECTEUR DU TRAVAIL A •</w:t>
+        <w:t>A • L'INSPECTEUR DU TRAVAIL</w:t>
       </w:r>
     </w:p>
     <w:p>
@@ -1095,7 +1098,7 @@
       <w:r>
         <w:rPr>
           <w:b w:val="0"/>
-          <w:color w:val="000000"/>
+          <w:color w:val="BF5700"/>
           <w:sz w:val="22"/>
         </w:rPr>
         <w:t>roger l'inspection du travail sur les dispositions de son règlement intérieur. Il doit indiquer les stipulations sur</w:t>
@@ -1201,7 +1204,7 @@
       <w:r>
         <w:rPr>
           <w:b w:val="0"/>
-          <w:color w:val="000000"/>
+          <w:color w:val="00703C"/>
           <w:sz w:val="22"/>
         </w:rPr>
         <w:t>La décision de l'inspecteur du travail peut faire l'objet d'un recours hiérarchique.</w:t>
@@ -1217,7 +1220,7 @@
           <w:color w:val="2F5496"/>
           <w:sz w:val="24"/>
         </w:rPr>
-        <w:t>LE CONTRÔLE JUDICIAIRE B •</w:t>
+        <w:t>B • LE CONTRÔLE JUDICIAIRE</w:t>
       </w:r>
     </w:p>
     <w:p>
@@ -1347,11 +1350,14 @@
       </w:r>
     </w:p>
     <w:p>
+      <w:pPr>
+        <w:pStyle w:val="Heading2"/>
+      </w:pPr>
       <w:r>
         <w:rPr>
-          <w:b w:val="0"/>
-          <w:color w:val="000000"/>
-          <w:sz w:val="22"/>
+          <w:b/>
+          <w:color w:val="2F5496"/>
+          <w:sz w:val="24"/>
         </w:rPr>
         <w:t>DCGUE3F.qxp_DCGUE3F 24/07/2025 10:26 Page 87</w:t>
       </w:r>
